--- a/مهندسی نرمافزار/پروژه.docx
+++ b/مهندسی نرمافزار/پروژه.docx
@@ -369,16 +369,21 @@
     </w:p>
     <w:p>
       <w:pPr>
-        <w:bidi/>
         <w:jc w:val="left"/>
         <w:rPr>
-          <w:rtl/>
-          <w:lang w:bidi="fa-IR"/>
-        </w:rPr>
-      </w:pPr>
-    </w:p>
-    <w:p>
-      <w:pPr>
+          <w:lang w:bidi="fa-IR"/>
+        </w:rPr>
+      </w:pPr>
+      <w:r>
+        <w:rPr>
+          <w:lang w:bidi="fa-IR"/>
+        </w:rPr>
+        <w:br w:type="page"/>
+      </w:r>
+    </w:p>
+    <w:p>
+      <w:pPr>
+        <w:bidi/>
         <w:jc w:val="left"/>
         <w:rPr>
           <w:rtl/>
@@ -387,6 +392,1658 @@
       </w:pPr>
       <w:r>
         <w:rPr>
+          <w:rFonts w:hint="cs"/>
+          <w:rtl/>
+          <w:lang w:bidi="fa-IR"/>
+        </w:rPr>
+        <w:lastRenderedPageBreak/>
+        <w:t>تهدید های موجود در پروژه</w:t>
+      </w:r>
+    </w:p>
+    <w:p>
+      <w:pPr>
+        <w:bidi/>
+        <w:jc w:val="left"/>
+        <w:rPr>
+          <w:rtl/>
+          <w:lang w:bidi="fa-IR"/>
+        </w:rPr>
+      </w:pPr>
+      <w:r>
+        <w:rPr>
+          <w:rFonts w:hint="cs"/>
+          <w:rtl/>
+          <w:lang w:bidi="fa-IR"/>
+        </w:rPr>
+        <w:t>تهدید های امنیتی:</w:t>
+      </w:r>
+    </w:p>
+    <w:p>
+      <w:pPr>
+        <w:pStyle w:val="ListParagraph"/>
+        <w:numPr>
+          <w:ilvl w:val="0"/>
+          <w:numId w:val="1"/>
+        </w:numPr>
+        <w:bidi/>
+        <w:jc w:val="left"/>
+        <w:rPr>
+          <w:lang w:bidi="fa-IR"/>
+        </w:rPr>
+      </w:pPr>
+      <w:r>
+        <w:rPr>
+          <w:rFonts w:hint="cs"/>
+          <w:rtl/>
+          <w:lang w:bidi="fa-IR"/>
+        </w:rPr>
+        <w:t>دسترسی غیر مجاز به آسانسور</w:t>
+      </w:r>
+    </w:p>
+    <w:p>
+      <w:pPr>
+        <w:pStyle w:val="ListParagraph"/>
+        <w:numPr>
+          <w:ilvl w:val="0"/>
+          <w:numId w:val="1"/>
+        </w:numPr>
+        <w:bidi/>
+        <w:jc w:val="left"/>
+        <w:rPr>
+          <w:lang w:bidi="fa-IR"/>
+        </w:rPr>
+      </w:pPr>
+      <w:r>
+        <w:rPr>
+          <w:rFonts w:hint="cs"/>
+          <w:rtl/>
+          <w:lang w:bidi="fa-IR"/>
+        </w:rPr>
+        <w:t>سرقت یا نشر داده های چهره</w:t>
+      </w:r>
+    </w:p>
+    <w:p>
+      <w:pPr>
+        <w:pStyle w:val="ListParagraph"/>
+        <w:numPr>
+          <w:ilvl w:val="0"/>
+          <w:numId w:val="1"/>
+        </w:numPr>
+        <w:bidi/>
+        <w:jc w:val="left"/>
+        <w:rPr>
+          <w:lang w:bidi="fa-IR"/>
+        </w:rPr>
+      </w:pPr>
+      <w:r>
+        <w:rPr>
+          <w:rFonts w:hint="cs"/>
+          <w:rtl/>
+          <w:lang w:bidi="fa-IR"/>
+        </w:rPr>
+        <w:t>جعل چهره</w:t>
+      </w:r>
+    </w:p>
+    <w:p>
+      <w:pPr>
+        <w:pStyle w:val="ListParagraph"/>
+        <w:numPr>
+          <w:ilvl w:val="0"/>
+          <w:numId w:val="1"/>
+        </w:numPr>
+        <w:bidi/>
+        <w:jc w:val="left"/>
+        <w:rPr>
+          <w:lang w:bidi="fa-IR"/>
+        </w:rPr>
+      </w:pPr>
+      <w:r>
+        <w:rPr>
+          <w:rFonts w:hint="cs"/>
+          <w:rtl/>
+          <w:lang w:bidi="fa-IR"/>
+        </w:rPr>
+        <w:t xml:space="preserve">حملات </w:t>
+      </w:r>
+      <w:r>
+        <w:rPr>
+          <w:rFonts w:asciiTheme="minorHAnsi" w:hAnsiTheme="minorHAnsi"/>
+          <w:lang w:bidi="fa-IR"/>
+        </w:rPr>
+        <w:t>Dos</w:t>
+      </w:r>
+    </w:p>
+    <w:p>
+      <w:pPr>
+        <w:pStyle w:val="ListParagraph"/>
+        <w:numPr>
+          <w:ilvl w:val="0"/>
+          <w:numId w:val="1"/>
+        </w:numPr>
+        <w:bidi/>
+        <w:jc w:val="left"/>
+        <w:rPr>
+          <w:lang w:bidi="fa-IR"/>
+        </w:rPr>
+      </w:pPr>
+      <w:r>
+        <w:rPr>
+          <w:rFonts w:asciiTheme="minorHAnsi" w:hAnsiTheme="minorHAnsi" w:hint="cs"/>
+          <w:rtl/>
+          <w:lang w:bidi="fa-IR"/>
+        </w:rPr>
+        <w:t>دسترسی به سیستم از طریق شبکه</w:t>
+      </w:r>
+    </w:p>
+    <w:p>
+      <w:pPr>
+        <w:bidi/>
+        <w:jc w:val="left"/>
+        <w:rPr>
+          <w:rFonts w:asciiTheme="minorHAnsi" w:hAnsiTheme="minorHAnsi"/>
+          <w:lang w:bidi="fa-IR"/>
+        </w:rPr>
+      </w:pPr>
+      <w:r>
+        <w:rPr>
+          <w:rFonts w:hint="cs"/>
+          <w:rtl/>
+          <w:lang w:bidi="fa-IR"/>
+        </w:rPr>
+        <w:t>تهدید های نرم</w:t>
+      </w:r>
+      <w:r>
+        <w:rPr>
+          <w:rtl/>
+          <w:lang w:bidi="fa-IR"/>
+        </w:rPr>
+        <w:softHyphen/>
+      </w:r>
+      <w:r>
+        <w:rPr>
+          <w:rFonts w:hint="cs"/>
+          <w:rtl/>
+          <w:lang w:bidi="fa-IR"/>
+        </w:rPr>
+        <w:t>افزاری:</w:t>
+      </w:r>
+    </w:p>
+    <w:p>
+      <w:pPr>
+        <w:pStyle w:val="ListParagraph"/>
+        <w:numPr>
+          <w:ilvl w:val="0"/>
+          <w:numId w:val="2"/>
+        </w:numPr>
+        <w:bidi/>
+        <w:jc w:val="left"/>
+        <w:rPr>
+          <w:rFonts w:asciiTheme="minorHAnsi" w:hAnsiTheme="minorHAnsi"/>
+          <w:lang w:bidi="fa-IR"/>
+        </w:rPr>
+      </w:pPr>
+      <w:r>
+        <w:rPr>
+          <w:rFonts w:asciiTheme="minorHAnsi" w:hAnsiTheme="minorHAnsi" w:hint="cs"/>
+          <w:rtl/>
+          <w:lang w:bidi="fa-IR"/>
+        </w:rPr>
+        <w:t>اشتباه در تشخیص چهره</w:t>
+      </w:r>
+    </w:p>
+    <w:p>
+      <w:pPr>
+        <w:pStyle w:val="ListParagraph"/>
+        <w:numPr>
+          <w:ilvl w:val="0"/>
+          <w:numId w:val="2"/>
+        </w:numPr>
+        <w:bidi/>
+        <w:jc w:val="left"/>
+        <w:rPr>
+          <w:rFonts w:asciiTheme="minorHAnsi" w:hAnsiTheme="minorHAnsi"/>
+          <w:lang w:bidi="fa-IR"/>
+        </w:rPr>
+      </w:pPr>
+      <w:r>
+        <w:rPr>
+          <w:rFonts w:asciiTheme="minorHAnsi" w:hAnsiTheme="minorHAnsi" w:hint="cs"/>
+          <w:rtl/>
+          <w:lang w:bidi="fa-IR"/>
+        </w:rPr>
+        <w:t>خرابی یا قطع ارتباط با سخت افزار آسانسور</w:t>
+      </w:r>
+    </w:p>
+    <w:p>
+      <w:pPr>
+        <w:pStyle w:val="ListParagraph"/>
+        <w:numPr>
+          <w:ilvl w:val="0"/>
+          <w:numId w:val="2"/>
+        </w:numPr>
+        <w:bidi/>
+        <w:jc w:val="left"/>
+        <w:rPr>
+          <w:rFonts w:asciiTheme="minorHAnsi" w:hAnsiTheme="minorHAnsi"/>
+          <w:lang w:bidi="fa-IR"/>
+        </w:rPr>
+      </w:pPr>
+      <w:r>
+        <w:rPr>
+          <w:rFonts w:asciiTheme="minorHAnsi" w:hAnsiTheme="minorHAnsi" w:hint="cs"/>
+          <w:rtl/>
+          <w:lang w:bidi="fa-IR"/>
+        </w:rPr>
+        <w:t>عدم سازگاری با سیستم های موجود</w:t>
+      </w:r>
+    </w:p>
+    <w:p>
+      <w:pPr>
+        <w:pStyle w:val="ListParagraph"/>
+        <w:numPr>
+          <w:ilvl w:val="0"/>
+          <w:numId w:val="2"/>
+        </w:numPr>
+        <w:bidi/>
+        <w:jc w:val="left"/>
+        <w:rPr>
+          <w:rFonts w:asciiTheme="minorHAnsi" w:hAnsiTheme="minorHAnsi"/>
+          <w:lang w:bidi="fa-IR"/>
+        </w:rPr>
+      </w:pPr>
+      <w:r>
+        <w:rPr>
+          <w:rFonts w:asciiTheme="minorHAnsi" w:hAnsiTheme="minorHAnsi" w:hint="cs"/>
+          <w:rtl/>
+          <w:lang w:bidi="fa-IR"/>
+        </w:rPr>
+        <w:t>مشکلات در بروزرسانی نرم</w:t>
+      </w:r>
+      <w:r>
+        <w:rPr>
+          <w:rFonts w:asciiTheme="minorHAnsi" w:hAnsiTheme="minorHAnsi"/>
+          <w:rtl/>
+          <w:lang w:bidi="fa-IR"/>
+        </w:rPr>
+        <w:softHyphen/>
+      </w:r>
+      <w:r>
+        <w:rPr>
+          <w:rFonts w:asciiTheme="minorHAnsi" w:hAnsiTheme="minorHAnsi" w:hint="cs"/>
+          <w:rtl/>
+          <w:lang w:bidi="fa-IR"/>
+        </w:rPr>
+        <w:t>افزار</w:t>
+      </w:r>
+    </w:p>
+    <w:p>
+      <w:pPr>
+        <w:bidi/>
+        <w:jc w:val="left"/>
+        <w:rPr>
+          <w:rFonts w:asciiTheme="minorHAnsi" w:hAnsiTheme="minorHAnsi"/>
+          <w:rtl/>
+          <w:lang w:bidi="fa-IR"/>
+        </w:rPr>
+      </w:pPr>
+      <w:r>
+        <w:rPr>
+          <w:rFonts w:asciiTheme="minorHAnsi" w:hAnsiTheme="minorHAnsi" w:hint="cs"/>
+          <w:rtl/>
+          <w:lang w:bidi="fa-IR"/>
+        </w:rPr>
+        <w:t>تهدید های مربوط به تجربه کاربر:</w:t>
+      </w:r>
+    </w:p>
+    <w:p>
+      <w:pPr>
+        <w:pStyle w:val="ListParagraph"/>
+        <w:numPr>
+          <w:ilvl w:val="0"/>
+          <w:numId w:val="3"/>
+        </w:numPr>
+        <w:bidi/>
+        <w:jc w:val="left"/>
+        <w:rPr>
+          <w:rFonts w:asciiTheme="minorHAnsi" w:hAnsiTheme="minorHAnsi"/>
+          <w:lang w:bidi="fa-IR"/>
+        </w:rPr>
+      </w:pPr>
+      <w:r>
+        <w:rPr>
+          <w:rFonts w:asciiTheme="minorHAnsi" w:hAnsiTheme="minorHAnsi" w:hint="cs"/>
+          <w:rtl/>
+          <w:lang w:bidi="fa-IR"/>
+        </w:rPr>
+        <w:t>تاخیر در تشخیص چهره</w:t>
+      </w:r>
+    </w:p>
+    <w:p>
+      <w:pPr>
+        <w:pStyle w:val="ListParagraph"/>
+        <w:numPr>
+          <w:ilvl w:val="0"/>
+          <w:numId w:val="3"/>
+        </w:numPr>
+        <w:bidi/>
+        <w:jc w:val="left"/>
+        <w:rPr>
+          <w:rFonts w:asciiTheme="minorHAnsi" w:hAnsiTheme="minorHAnsi"/>
+          <w:lang w:bidi="fa-IR"/>
+        </w:rPr>
+      </w:pPr>
+      <w:r>
+        <w:rPr>
+          <w:rFonts w:asciiTheme="minorHAnsi" w:hAnsiTheme="minorHAnsi" w:hint="cs"/>
+          <w:rtl/>
+          <w:lang w:bidi="fa-IR"/>
+        </w:rPr>
+        <w:t>عدم تشخیص در نور کم و یا زاویه نامناسب</w:t>
+      </w:r>
+    </w:p>
+    <w:p>
+      <w:pPr>
+        <w:pStyle w:val="ListParagraph"/>
+        <w:numPr>
+          <w:ilvl w:val="0"/>
+          <w:numId w:val="3"/>
+        </w:numPr>
+        <w:bidi/>
+        <w:jc w:val="left"/>
+        <w:rPr>
+          <w:rFonts w:asciiTheme="minorHAnsi" w:hAnsiTheme="minorHAnsi"/>
+          <w:lang w:bidi="fa-IR"/>
+        </w:rPr>
+      </w:pPr>
+      <w:r>
+        <w:rPr>
+          <w:rFonts w:asciiTheme="minorHAnsi" w:hAnsiTheme="minorHAnsi" w:hint="cs"/>
+          <w:rtl/>
+          <w:lang w:bidi="fa-IR"/>
+        </w:rPr>
+        <w:t>عدم پشتیبانی از افراد دارای ماسک یا عینک</w:t>
+      </w:r>
+    </w:p>
+    <w:p>
+      <w:pPr>
+        <w:bidi/>
+        <w:jc w:val="left"/>
+        <w:rPr>
+          <w:rFonts w:asciiTheme="minorHAnsi" w:hAnsiTheme="minorHAnsi"/>
+          <w:rtl/>
+          <w:lang w:bidi="fa-IR"/>
+        </w:rPr>
+      </w:pPr>
+      <w:r>
+        <w:rPr>
+          <w:rFonts w:asciiTheme="minorHAnsi" w:hAnsiTheme="minorHAnsi" w:hint="cs"/>
+          <w:rtl/>
+          <w:lang w:bidi="fa-IR"/>
+        </w:rPr>
+        <w:t>تهدید های سازمانی و یا حقوقی:</w:t>
+      </w:r>
+    </w:p>
+    <w:p>
+      <w:pPr>
+        <w:pStyle w:val="ListParagraph"/>
+        <w:numPr>
+          <w:ilvl w:val="0"/>
+          <w:numId w:val="4"/>
+        </w:numPr>
+        <w:bidi/>
+        <w:jc w:val="left"/>
+        <w:rPr>
+          <w:rFonts w:asciiTheme="minorHAnsi" w:hAnsiTheme="minorHAnsi"/>
+          <w:lang w:bidi="fa-IR"/>
+        </w:rPr>
+      </w:pPr>
+      <w:r>
+        <w:rPr>
+          <w:rFonts w:asciiTheme="minorHAnsi" w:hAnsiTheme="minorHAnsi" w:hint="cs"/>
+          <w:rtl/>
+          <w:lang w:bidi="fa-IR"/>
+        </w:rPr>
+        <w:t>نقض قوانین حریم شخصی</w:t>
+      </w:r>
+    </w:p>
+    <w:p>
+      <w:pPr>
+        <w:pStyle w:val="ListParagraph"/>
+        <w:numPr>
+          <w:ilvl w:val="0"/>
+          <w:numId w:val="4"/>
+        </w:numPr>
+        <w:bidi/>
+        <w:jc w:val="left"/>
+        <w:rPr>
+          <w:rFonts w:asciiTheme="minorHAnsi" w:hAnsiTheme="minorHAnsi"/>
+          <w:lang w:bidi="fa-IR"/>
+        </w:rPr>
+      </w:pPr>
+      <w:r>
+        <w:rPr>
+          <w:rFonts w:asciiTheme="minorHAnsi" w:hAnsiTheme="minorHAnsi" w:hint="cs"/>
+          <w:rtl/>
+          <w:lang w:bidi="fa-IR"/>
+        </w:rPr>
+        <w:t>مسئولیت حقوقی در صورت خطا</w:t>
+      </w:r>
+    </w:p>
+    <w:p>
+      <w:pPr>
+        <w:pStyle w:val="ListParagraph"/>
+        <w:numPr>
+          <w:ilvl w:val="0"/>
+          <w:numId w:val="4"/>
+        </w:numPr>
+        <w:bidi/>
+        <w:jc w:val="left"/>
+        <w:rPr>
+          <w:rFonts w:asciiTheme="minorHAnsi" w:hAnsiTheme="minorHAnsi"/>
+          <w:lang w:bidi="fa-IR"/>
+        </w:rPr>
+      </w:pPr>
+      <w:r>
+        <w:rPr>
+          <w:rFonts w:asciiTheme="minorHAnsi" w:hAnsiTheme="minorHAnsi" w:hint="cs"/>
+          <w:rtl/>
+          <w:lang w:bidi="fa-IR"/>
+        </w:rPr>
+        <w:t>هزینه های نگهداری و پشتیبانی</w:t>
+      </w:r>
+    </w:p>
+    <w:p>
+      <w:pPr>
+        <w:bidi/>
+        <w:jc w:val="left"/>
+        <w:rPr>
+          <w:rFonts w:asciiTheme="minorHAnsi" w:hAnsiTheme="minorHAnsi"/>
+          <w:rtl/>
+          <w:lang w:bidi="fa-IR"/>
+        </w:rPr>
+      </w:pPr>
+      <w:r>
+        <w:rPr>
+          <w:rFonts w:asciiTheme="minorHAnsi" w:hAnsiTheme="minorHAnsi" w:hint="cs"/>
+          <w:rtl/>
+          <w:lang w:bidi="fa-IR"/>
+        </w:rPr>
+        <w:t>تهدید های سخت</w:t>
+      </w:r>
+      <w:r>
+        <w:rPr>
+          <w:rFonts w:asciiTheme="minorHAnsi" w:hAnsiTheme="minorHAnsi"/>
+          <w:rtl/>
+          <w:lang w:bidi="fa-IR"/>
+        </w:rPr>
+        <w:softHyphen/>
+      </w:r>
+      <w:r>
+        <w:rPr>
+          <w:rFonts w:asciiTheme="minorHAnsi" w:hAnsiTheme="minorHAnsi" w:hint="cs"/>
+          <w:rtl/>
+          <w:lang w:bidi="fa-IR"/>
+        </w:rPr>
+        <w:t>افزاری:</w:t>
+      </w:r>
+    </w:p>
+    <w:p>
+      <w:pPr>
+        <w:pStyle w:val="ListParagraph"/>
+        <w:numPr>
+          <w:ilvl w:val="0"/>
+          <w:numId w:val="5"/>
+        </w:numPr>
+        <w:bidi/>
+        <w:jc w:val="left"/>
+        <w:rPr>
+          <w:rFonts w:asciiTheme="minorHAnsi" w:hAnsiTheme="minorHAnsi"/>
+          <w:lang w:bidi="fa-IR"/>
+        </w:rPr>
+      </w:pPr>
+      <w:r>
+        <w:rPr>
+          <w:rFonts w:asciiTheme="minorHAnsi" w:hAnsiTheme="minorHAnsi" w:hint="cs"/>
+          <w:rtl/>
+          <w:lang w:bidi="fa-IR"/>
+        </w:rPr>
+        <w:t>خرابی دوربین آسانسور</w:t>
+      </w:r>
+    </w:p>
+    <w:p>
+      <w:pPr>
+        <w:pStyle w:val="ListParagraph"/>
+        <w:numPr>
+          <w:ilvl w:val="0"/>
+          <w:numId w:val="5"/>
+        </w:numPr>
+        <w:bidi/>
+        <w:jc w:val="left"/>
+        <w:rPr>
+          <w:rFonts w:asciiTheme="minorHAnsi" w:hAnsiTheme="minorHAnsi"/>
+          <w:lang w:bidi="fa-IR"/>
+        </w:rPr>
+      </w:pPr>
+      <w:r>
+        <w:rPr>
+          <w:rFonts w:asciiTheme="minorHAnsi" w:hAnsiTheme="minorHAnsi" w:hint="cs"/>
+          <w:rtl/>
+          <w:lang w:bidi="fa-IR"/>
+        </w:rPr>
+        <w:t>قطع برق و یا نوسانات برق</w:t>
+      </w:r>
+    </w:p>
+    <w:p>
+      <w:pPr>
+        <w:pStyle w:val="ListParagraph"/>
+        <w:numPr>
+          <w:ilvl w:val="0"/>
+          <w:numId w:val="5"/>
+        </w:numPr>
+        <w:bidi/>
+        <w:jc w:val="left"/>
+        <w:rPr>
+          <w:rFonts w:asciiTheme="minorHAnsi" w:hAnsiTheme="minorHAnsi"/>
+          <w:rtl/>
+          <w:lang w:bidi="fa-IR"/>
+        </w:rPr>
+      </w:pPr>
+      <w:r>
+        <w:rPr>
+          <w:rFonts w:asciiTheme="minorHAnsi" w:hAnsiTheme="minorHAnsi" w:hint="cs"/>
+          <w:rtl/>
+          <w:lang w:bidi="fa-IR"/>
+        </w:rPr>
+        <w:t>دستکاری فیزیکی توسط افراد خرابکار</w:t>
+      </w:r>
+    </w:p>
+    <w:p>
+      <w:pPr>
+        <w:bidi/>
+        <w:jc w:val="left"/>
+        <w:rPr>
+          <w:rFonts w:asciiTheme="minorHAnsi" w:hAnsiTheme="minorHAnsi"/>
+          <w:rtl/>
+          <w:lang w:bidi="fa-IR"/>
+        </w:rPr>
+      </w:pPr>
+      <w:r>
+        <w:rPr>
+          <w:rFonts w:asciiTheme="minorHAnsi" w:hAnsiTheme="minorHAnsi" w:hint="cs"/>
+          <w:rtl/>
+          <w:lang w:bidi="fa-IR"/>
+        </w:rPr>
+        <w:lastRenderedPageBreak/>
+        <w:t>خرابی های موجود در پروژه</w:t>
+      </w:r>
+    </w:p>
+    <w:tbl>
+      <w:tblPr>
+        <w:tblStyle w:val="TableGrid"/>
+        <w:bidiVisual/>
+        <w:tblW w:w="0" w:type="auto"/>
+        <w:tblLook w:val="04A0" w:firstRow="1" w:lastRow="0" w:firstColumn="1" w:lastColumn="0" w:noHBand="0" w:noVBand="1"/>
+      </w:tblPr>
+      <w:tblGrid>
+        <w:gridCol w:w="1330"/>
+        <w:gridCol w:w="1352"/>
+        <w:gridCol w:w="1329"/>
+        <w:gridCol w:w="1358"/>
+        <w:gridCol w:w="1326"/>
+        <w:gridCol w:w="1327"/>
+        <w:gridCol w:w="1328"/>
+      </w:tblGrid>
+      <w:tr>
+        <w:tc>
+          <w:tcPr>
+            <w:tcW w:w="1330" w:type="dxa"/>
+          </w:tcPr>
+          <w:p>
+            <w:pPr>
+              <w:bidi/>
+              <w:jc w:val="left"/>
+              <w:rPr>
+                <w:rtl/>
+                <w:lang w:bidi="fa-IR"/>
+              </w:rPr>
+            </w:pPr>
+            <w:r>
+              <w:rPr>
+                <w:rFonts w:hint="cs"/>
+                <w:rtl/>
+                <w:lang w:bidi="fa-IR"/>
+              </w:rPr>
+              <w:t>نام زیر پروژه</w:t>
+            </w:r>
+          </w:p>
+        </w:tc>
+        <w:tc>
+          <w:tcPr>
+            <w:tcW w:w="1352" w:type="dxa"/>
+          </w:tcPr>
+          <w:p>
+            <w:pPr>
+              <w:bidi/>
+              <w:jc w:val="left"/>
+              <w:rPr>
+                <w:rtl/>
+                <w:lang w:bidi="fa-IR"/>
+              </w:rPr>
+            </w:pPr>
+            <w:r>
+              <w:rPr>
+                <w:rFonts w:hint="cs"/>
+                <w:rtl/>
+                <w:lang w:bidi="fa-IR"/>
+              </w:rPr>
+              <w:t>شماره خط خطا</w:t>
+            </w:r>
+          </w:p>
+        </w:tc>
+        <w:tc>
+          <w:tcPr>
+            <w:tcW w:w="1329" w:type="dxa"/>
+          </w:tcPr>
+          <w:p>
+            <w:pPr>
+              <w:bidi/>
+              <w:jc w:val="left"/>
+              <w:rPr>
+                <w:rtl/>
+                <w:lang w:bidi="fa-IR"/>
+              </w:rPr>
+            </w:pPr>
+            <w:r>
+              <w:rPr>
+                <w:rFonts w:hint="cs"/>
+                <w:rtl/>
+                <w:lang w:bidi="fa-IR"/>
+              </w:rPr>
+              <w:t>میزان زمان استفاده شده (روز)</w:t>
+            </w:r>
+          </w:p>
+        </w:tc>
+        <w:tc>
+          <w:tcPr>
+            <w:tcW w:w="1358" w:type="dxa"/>
+          </w:tcPr>
+          <w:p>
+            <w:pPr>
+              <w:bidi/>
+              <w:jc w:val="left"/>
+              <w:rPr>
+                <w:rtl/>
+                <w:lang w:bidi="fa-IR"/>
+              </w:rPr>
+            </w:pPr>
+            <w:r>
+              <w:rPr>
+                <w:rFonts w:hint="cs"/>
+                <w:rtl/>
+                <w:lang w:bidi="fa-IR"/>
+              </w:rPr>
+              <w:t>هزینه (تومان)</w:t>
+            </w:r>
+          </w:p>
+        </w:tc>
+        <w:tc>
+          <w:tcPr>
+            <w:tcW w:w="1326" w:type="dxa"/>
+          </w:tcPr>
+          <w:p>
+            <w:pPr>
+              <w:bidi/>
+              <w:jc w:val="left"/>
+              <w:rPr>
+                <w:rtl/>
+                <w:lang w:bidi="fa-IR"/>
+              </w:rPr>
+            </w:pPr>
+            <w:r>
+              <w:rPr>
+                <w:rFonts w:hint="cs"/>
+                <w:rtl/>
+                <w:lang w:bidi="fa-IR"/>
+              </w:rPr>
+              <w:t>کد خطا</w:t>
+            </w:r>
+          </w:p>
+        </w:tc>
+        <w:tc>
+          <w:tcPr>
+            <w:tcW w:w="1327" w:type="dxa"/>
+          </w:tcPr>
+          <w:p>
+            <w:pPr>
+              <w:bidi/>
+              <w:jc w:val="left"/>
+              <w:rPr>
+                <w:rtl/>
+                <w:lang w:bidi="fa-IR"/>
+              </w:rPr>
+            </w:pPr>
+            <w:r>
+              <w:rPr>
+                <w:rFonts w:hint="cs"/>
+                <w:rtl/>
+                <w:lang w:bidi="fa-IR"/>
+              </w:rPr>
+              <w:t>تعداد خطا</w:t>
+            </w:r>
+          </w:p>
+        </w:tc>
+        <w:tc>
+          <w:tcPr>
+            <w:tcW w:w="1328" w:type="dxa"/>
+          </w:tcPr>
+          <w:p>
+            <w:pPr>
+              <w:bidi/>
+              <w:jc w:val="left"/>
+              <w:rPr>
+                <w:rtl/>
+                <w:lang w:bidi="fa-IR"/>
+              </w:rPr>
+            </w:pPr>
+            <w:r>
+              <w:rPr>
+                <w:rFonts w:hint="cs"/>
+                <w:rtl/>
+                <w:lang w:bidi="fa-IR"/>
+              </w:rPr>
+              <w:t>نیروی انسانی مورد نیاز</w:t>
+            </w:r>
+          </w:p>
+        </w:tc>
+      </w:tr>
+      <w:tr>
+        <w:tc>
+          <w:tcPr>
+            <w:tcW w:w="1330" w:type="dxa"/>
+          </w:tcPr>
+          <w:p>
+            <w:pPr>
+              <w:bidi/>
+              <w:jc w:val="left"/>
+              <w:rPr>
+                <w:rtl/>
+                <w:lang w:bidi="fa-IR"/>
+              </w:rPr>
+            </w:pPr>
+            <w:r>
+              <w:rPr>
+                <w:rFonts w:hint="cs"/>
+                <w:rtl/>
+                <w:lang w:bidi="fa-IR"/>
+              </w:rPr>
+              <w:t>ساخت دیتا بیس</w:t>
+            </w:r>
+          </w:p>
+        </w:tc>
+        <w:tc>
+          <w:tcPr>
+            <w:tcW w:w="1352" w:type="dxa"/>
+          </w:tcPr>
+          <w:p>
+            <w:pPr>
+              <w:bidi/>
+              <w:jc w:val="left"/>
+              <w:rPr>
+                <w:rtl/>
+                <w:lang w:bidi="fa-IR"/>
+              </w:rPr>
+            </w:pPr>
+            <w:r>
+              <w:rPr>
+                <w:rFonts w:hint="cs"/>
+                <w:rtl/>
+                <w:lang w:bidi="fa-IR"/>
+              </w:rPr>
+              <w:t>۱۲</w:t>
+            </w:r>
+          </w:p>
+        </w:tc>
+        <w:tc>
+          <w:tcPr>
+            <w:tcW w:w="1329" w:type="dxa"/>
+          </w:tcPr>
+          <w:p>
+            <w:pPr>
+              <w:bidi/>
+              <w:jc w:val="left"/>
+              <w:rPr>
+                <w:rtl/>
+                <w:lang w:bidi="fa-IR"/>
+              </w:rPr>
+            </w:pPr>
+            <w:r>
+              <w:rPr>
+                <w:rFonts w:hint="cs"/>
+                <w:rtl/>
+                <w:lang w:bidi="fa-IR"/>
+              </w:rPr>
+              <w:t>۱۵</w:t>
+            </w:r>
+          </w:p>
+        </w:tc>
+        <w:tc>
+          <w:tcPr>
+            <w:tcW w:w="1358" w:type="dxa"/>
+          </w:tcPr>
+          <w:p>
+            <w:pPr>
+              <w:bidi/>
+              <w:jc w:val="left"/>
+              <w:rPr>
+                <w:rtl/>
+                <w:lang w:bidi="fa-IR"/>
+              </w:rPr>
+            </w:pPr>
+            <w:r>
+              <w:rPr>
+                <w:rFonts w:hint="cs"/>
+                <w:rtl/>
+                <w:lang w:bidi="fa-IR"/>
+              </w:rPr>
+              <w:t>۱۰.۰۰۰.۰۰۰</w:t>
+            </w:r>
+          </w:p>
+        </w:tc>
+        <w:tc>
+          <w:tcPr>
+            <w:tcW w:w="1326" w:type="dxa"/>
+          </w:tcPr>
+          <w:p>
+            <w:pPr>
+              <w:bidi/>
+              <w:jc w:val="left"/>
+              <w:rPr>
+                <w:rtl/>
+                <w:lang w:bidi="fa-IR"/>
+              </w:rPr>
+            </w:pPr>
+            <w:r>
+              <w:rPr>
+                <w:rFonts w:hint="cs"/>
+                <w:rtl/>
+                <w:lang w:bidi="fa-IR"/>
+              </w:rPr>
+              <w:t>۴۰۴</w:t>
+            </w:r>
+          </w:p>
+        </w:tc>
+        <w:tc>
+          <w:tcPr>
+            <w:tcW w:w="1327" w:type="dxa"/>
+          </w:tcPr>
+          <w:p>
+            <w:pPr>
+              <w:bidi/>
+              <w:jc w:val="left"/>
+              <w:rPr>
+                <w:rtl/>
+                <w:lang w:bidi="fa-IR"/>
+              </w:rPr>
+            </w:pPr>
+            <w:r>
+              <w:rPr>
+                <w:rFonts w:hint="cs"/>
+                <w:rtl/>
+                <w:lang w:bidi="fa-IR"/>
+              </w:rPr>
+              <w:t>۱</w:t>
+            </w:r>
+          </w:p>
+        </w:tc>
+        <w:tc>
+          <w:tcPr>
+            <w:tcW w:w="1328" w:type="dxa"/>
+          </w:tcPr>
+          <w:p>
+            <w:pPr>
+              <w:bidi/>
+              <w:jc w:val="left"/>
+              <w:rPr>
+                <w:rtl/>
+                <w:lang w:bidi="fa-IR"/>
+              </w:rPr>
+            </w:pPr>
+            <w:r>
+              <w:rPr>
+                <w:rFonts w:hint="cs"/>
+                <w:rtl/>
+                <w:lang w:bidi="fa-IR"/>
+              </w:rPr>
+              <w:t>۱</w:t>
+            </w:r>
+          </w:p>
+        </w:tc>
+      </w:tr>
+      <w:tr>
+        <w:tc>
+          <w:tcPr>
+            <w:tcW w:w="1330" w:type="dxa"/>
+          </w:tcPr>
+          <w:p>
+            <w:pPr>
+              <w:bidi/>
+              <w:jc w:val="left"/>
+              <w:rPr>
+                <w:rtl/>
+                <w:lang w:bidi="fa-IR"/>
+              </w:rPr>
+            </w:pPr>
+            <w:r>
+              <w:rPr>
+                <w:rFonts w:hint="cs"/>
+                <w:rtl/>
+                <w:lang w:bidi="fa-IR"/>
+              </w:rPr>
+              <w:t>اتصال برنامه به دیتا بیس</w:t>
+            </w:r>
+          </w:p>
+        </w:tc>
+        <w:tc>
+          <w:tcPr>
+            <w:tcW w:w="1352" w:type="dxa"/>
+          </w:tcPr>
+          <w:p>
+            <w:pPr>
+              <w:bidi/>
+              <w:jc w:val="left"/>
+              <w:rPr>
+                <w:rtl/>
+                <w:lang w:bidi="fa-IR"/>
+              </w:rPr>
+            </w:pPr>
+            <w:r>
+              <w:rPr>
+                <w:rFonts w:hint="cs"/>
+                <w:rtl/>
+                <w:lang w:bidi="fa-IR"/>
+              </w:rPr>
+              <w:t>۲۰۰ـ۴۰۰</w:t>
+            </w:r>
+          </w:p>
+        </w:tc>
+        <w:tc>
+          <w:tcPr>
+            <w:tcW w:w="1329" w:type="dxa"/>
+          </w:tcPr>
+          <w:p>
+            <w:pPr>
+              <w:bidi/>
+              <w:jc w:val="left"/>
+              <w:rPr>
+                <w:rtl/>
+                <w:lang w:bidi="fa-IR"/>
+              </w:rPr>
+            </w:pPr>
+            <w:r>
+              <w:rPr>
+                <w:rFonts w:hint="cs"/>
+                <w:rtl/>
+                <w:lang w:bidi="fa-IR"/>
+              </w:rPr>
+              <w:t>۳۰</w:t>
+            </w:r>
+          </w:p>
+        </w:tc>
+        <w:tc>
+          <w:tcPr>
+            <w:tcW w:w="1358" w:type="dxa"/>
+          </w:tcPr>
+          <w:p>
+            <w:pPr>
+              <w:bidi/>
+              <w:jc w:val="left"/>
+              <w:rPr>
+                <w:rtl/>
+                <w:lang w:bidi="fa-IR"/>
+              </w:rPr>
+            </w:pPr>
+            <w:r>
+              <w:rPr>
+                <w:rFonts w:hint="cs"/>
+                <w:rtl/>
+                <w:lang w:bidi="fa-IR"/>
+              </w:rPr>
+              <w:t>۲۰.۰۰۰.۰۰۰</w:t>
+            </w:r>
+          </w:p>
+        </w:tc>
+        <w:tc>
+          <w:tcPr>
+            <w:tcW w:w="1326" w:type="dxa"/>
+          </w:tcPr>
+          <w:p>
+            <w:pPr>
+              <w:bidi/>
+              <w:jc w:val="left"/>
+              <w:rPr>
+                <w:rtl/>
+                <w:lang w:bidi="fa-IR"/>
+              </w:rPr>
+            </w:pPr>
+            <w:r>
+              <w:rPr>
+                <w:rFonts w:hint="cs"/>
+                <w:rtl/>
+                <w:lang w:bidi="fa-IR"/>
+              </w:rPr>
+              <w:t>۱۲۳</w:t>
+            </w:r>
+          </w:p>
+        </w:tc>
+        <w:tc>
+          <w:tcPr>
+            <w:tcW w:w="1327" w:type="dxa"/>
+          </w:tcPr>
+          <w:p>
+            <w:pPr>
+              <w:bidi/>
+              <w:jc w:val="left"/>
+              <w:rPr>
+                <w:rtl/>
+                <w:lang w:bidi="fa-IR"/>
+              </w:rPr>
+            </w:pPr>
+            <w:r>
+              <w:rPr>
+                <w:rFonts w:hint="cs"/>
+                <w:rtl/>
+                <w:lang w:bidi="fa-IR"/>
+              </w:rPr>
+              <w:t>۱۲</w:t>
+            </w:r>
+          </w:p>
+        </w:tc>
+        <w:tc>
+          <w:tcPr>
+            <w:tcW w:w="1328" w:type="dxa"/>
+          </w:tcPr>
+          <w:p>
+            <w:pPr>
+              <w:bidi/>
+              <w:jc w:val="left"/>
+              <w:rPr>
+                <w:rtl/>
+                <w:lang w:bidi="fa-IR"/>
+              </w:rPr>
+            </w:pPr>
+            <w:r>
+              <w:rPr>
+                <w:rFonts w:hint="cs"/>
+                <w:rtl/>
+                <w:lang w:bidi="fa-IR"/>
+              </w:rPr>
+              <w:t>۳</w:t>
+            </w:r>
+          </w:p>
+        </w:tc>
+      </w:tr>
+      <w:tr>
+        <w:tc>
+          <w:tcPr>
+            <w:tcW w:w="1330" w:type="dxa"/>
+          </w:tcPr>
+          <w:p>
+            <w:pPr>
+              <w:bidi/>
+              <w:jc w:val="left"/>
+              <w:rPr>
+                <w:rFonts w:hint="cs"/>
+                <w:rtl/>
+                <w:lang w:bidi="fa-IR"/>
+              </w:rPr>
+            </w:pPr>
+            <w:r>
+              <w:rPr>
+                <w:rFonts w:hint="cs"/>
+                <w:rtl/>
+                <w:lang w:bidi="fa-IR"/>
+              </w:rPr>
+              <w:t>ساخت دیتاست مورد استفاده</w:t>
+            </w:r>
+          </w:p>
+        </w:tc>
+        <w:tc>
+          <w:tcPr>
+            <w:tcW w:w="1352" w:type="dxa"/>
+          </w:tcPr>
+          <w:p>
+            <w:pPr>
+              <w:bidi/>
+              <w:jc w:val="left"/>
+              <w:rPr>
+                <w:rFonts w:hint="cs"/>
+                <w:rtl/>
+                <w:lang w:bidi="fa-IR"/>
+              </w:rPr>
+            </w:pPr>
+            <w:r>
+              <w:rPr>
+                <w:rFonts w:hint="cs"/>
+                <w:rtl/>
+                <w:lang w:bidi="fa-IR"/>
+              </w:rPr>
+              <w:t>۵۰۰ـ۸۰۰</w:t>
+            </w:r>
+          </w:p>
+        </w:tc>
+        <w:tc>
+          <w:tcPr>
+            <w:tcW w:w="1329" w:type="dxa"/>
+          </w:tcPr>
+          <w:p>
+            <w:pPr>
+              <w:bidi/>
+              <w:jc w:val="left"/>
+              <w:rPr>
+                <w:rFonts w:hint="cs"/>
+                <w:rtl/>
+                <w:lang w:bidi="fa-IR"/>
+              </w:rPr>
+            </w:pPr>
+            <w:r>
+              <w:rPr>
+                <w:rFonts w:hint="cs"/>
+                <w:rtl/>
+                <w:lang w:bidi="fa-IR"/>
+              </w:rPr>
+              <w:t>۱۵</w:t>
+            </w:r>
+          </w:p>
+        </w:tc>
+        <w:tc>
+          <w:tcPr>
+            <w:tcW w:w="1358" w:type="dxa"/>
+          </w:tcPr>
+          <w:p>
+            <w:pPr>
+              <w:bidi/>
+              <w:jc w:val="left"/>
+              <w:rPr>
+                <w:rFonts w:hint="cs"/>
+                <w:rtl/>
+                <w:lang w:bidi="fa-IR"/>
+              </w:rPr>
+            </w:pPr>
+            <w:r>
+              <w:rPr>
+                <w:rFonts w:hint="cs"/>
+                <w:rtl/>
+                <w:lang w:bidi="fa-IR"/>
+              </w:rPr>
+              <w:t>۱۰.۰۰۰.۰۰۰</w:t>
+            </w:r>
+          </w:p>
+        </w:tc>
+        <w:tc>
+          <w:tcPr>
+            <w:tcW w:w="1326" w:type="dxa"/>
+          </w:tcPr>
+          <w:p>
+            <w:pPr>
+              <w:bidi/>
+              <w:jc w:val="left"/>
+              <w:rPr>
+                <w:rFonts w:hint="cs"/>
+                <w:rtl/>
+                <w:lang w:bidi="fa-IR"/>
+              </w:rPr>
+            </w:pPr>
+            <w:r>
+              <w:rPr>
+                <w:rFonts w:hint="cs"/>
+                <w:rtl/>
+                <w:lang w:bidi="fa-IR"/>
+              </w:rPr>
+              <w:t>۲۰۲</w:t>
+            </w:r>
+          </w:p>
+        </w:tc>
+        <w:tc>
+          <w:tcPr>
+            <w:tcW w:w="1327" w:type="dxa"/>
+          </w:tcPr>
+          <w:p>
+            <w:pPr>
+              <w:bidi/>
+              <w:jc w:val="left"/>
+              <w:rPr>
+                <w:rFonts w:hint="cs"/>
+                <w:rtl/>
+                <w:lang w:bidi="fa-IR"/>
+              </w:rPr>
+            </w:pPr>
+            <w:r>
+              <w:rPr>
+                <w:rFonts w:hint="cs"/>
+                <w:rtl/>
+                <w:lang w:bidi="fa-IR"/>
+              </w:rPr>
+              <w:t>۲۰</w:t>
+            </w:r>
+          </w:p>
+        </w:tc>
+        <w:tc>
+          <w:tcPr>
+            <w:tcW w:w="1328" w:type="dxa"/>
+          </w:tcPr>
+          <w:p>
+            <w:pPr>
+              <w:bidi/>
+              <w:jc w:val="left"/>
+              <w:rPr>
+                <w:rFonts w:hint="cs"/>
+                <w:rtl/>
+                <w:lang w:bidi="fa-IR"/>
+              </w:rPr>
+            </w:pPr>
+            <w:r>
+              <w:rPr>
+                <w:rFonts w:hint="cs"/>
+                <w:rtl/>
+                <w:lang w:bidi="fa-IR"/>
+              </w:rPr>
+              <w:t>۳</w:t>
+            </w:r>
+          </w:p>
+        </w:tc>
+      </w:tr>
+      <w:tr>
+        <w:tc>
+          <w:tcPr>
+            <w:tcW w:w="1330" w:type="dxa"/>
+          </w:tcPr>
+          <w:p>
+            <w:pPr>
+              <w:bidi/>
+              <w:jc w:val="left"/>
+              <w:rPr>
+                <w:rtl/>
+                <w:lang w:bidi="fa-IR"/>
+              </w:rPr>
+            </w:pPr>
+            <w:r>
+              <w:rPr>
+                <w:rFonts w:hint="cs"/>
+                <w:rtl/>
+                <w:lang w:bidi="fa-IR"/>
+              </w:rPr>
+              <w:t>ساخت شبکه عصبی مورد نیاز</w:t>
+            </w:r>
+          </w:p>
+        </w:tc>
+        <w:tc>
+          <w:tcPr>
+            <w:tcW w:w="1352" w:type="dxa"/>
+          </w:tcPr>
+          <w:p>
+            <w:pPr>
+              <w:bidi/>
+              <w:jc w:val="left"/>
+              <w:rPr>
+                <w:rtl/>
+                <w:lang w:bidi="fa-IR"/>
+              </w:rPr>
+            </w:pPr>
+            <w:r>
+              <w:rPr>
+                <w:rFonts w:hint="cs"/>
+                <w:rtl/>
+                <w:lang w:bidi="fa-IR"/>
+              </w:rPr>
+              <w:t>۸۰۰ـ۱۲۰۰</w:t>
+            </w:r>
+          </w:p>
+        </w:tc>
+        <w:tc>
+          <w:tcPr>
+            <w:tcW w:w="1329" w:type="dxa"/>
+          </w:tcPr>
+          <w:p>
+            <w:pPr>
+              <w:bidi/>
+              <w:jc w:val="left"/>
+              <w:rPr>
+                <w:rtl/>
+                <w:lang w:bidi="fa-IR"/>
+              </w:rPr>
+            </w:pPr>
+            <w:r>
+              <w:rPr>
+                <w:rFonts w:hint="cs"/>
+                <w:rtl/>
+                <w:lang w:bidi="fa-IR"/>
+              </w:rPr>
+              <w:t>۳۰</w:t>
+            </w:r>
+          </w:p>
+        </w:tc>
+        <w:tc>
+          <w:tcPr>
+            <w:tcW w:w="1358" w:type="dxa"/>
+          </w:tcPr>
+          <w:p>
+            <w:pPr>
+              <w:bidi/>
+              <w:jc w:val="left"/>
+              <w:rPr>
+                <w:rtl/>
+                <w:lang w:bidi="fa-IR"/>
+              </w:rPr>
+            </w:pPr>
+            <w:r>
+              <w:rPr>
+                <w:rFonts w:hint="cs"/>
+                <w:rtl/>
+                <w:lang w:bidi="fa-IR"/>
+              </w:rPr>
+              <w:t>۳۰.۰۰۰.۰۰۰</w:t>
+            </w:r>
+          </w:p>
+        </w:tc>
+        <w:tc>
+          <w:tcPr>
+            <w:tcW w:w="1326" w:type="dxa"/>
+          </w:tcPr>
+          <w:p>
+            <w:pPr>
+              <w:bidi/>
+              <w:jc w:val="left"/>
+              <w:rPr>
+                <w:rtl/>
+                <w:lang w:bidi="fa-IR"/>
+              </w:rPr>
+            </w:pPr>
+            <w:r>
+              <w:rPr>
+                <w:rFonts w:hint="cs"/>
+                <w:rtl/>
+                <w:lang w:bidi="fa-IR"/>
+              </w:rPr>
+              <w:t>۵۰۱</w:t>
+            </w:r>
+          </w:p>
+        </w:tc>
+        <w:tc>
+          <w:tcPr>
+            <w:tcW w:w="1327" w:type="dxa"/>
+          </w:tcPr>
+          <w:p>
+            <w:pPr>
+              <w:bidi/>
+              <w:jc w:val="left"/>
+              <w:rPr>
+                <w:rtl/>
+                <w:lang w:bidi="fa-IR"/>
+              </w:rPr>
+            </w:pPr>
+            <w:r>
+              <w:rPr>
+                <w:rFonts w:hint="cs"/>
+                <w:rtl/>
+                <w:lang w:bidi="fa-IR"/>
+              </w:rPr>
+              <w:t>۱</w:t>
+            </w:r>
+          </w:p>
+        </w:tc>
+        <w:tc>
+          <w:tcPr>
+            <w:tcW w:w="1328" w:type="dxa"/>
+          </w:tcPr>
+          <w:p>
+            <w:pPr>
+              <w:bidi/>
+              <w:jc w:val="left"/>
+              <w:rPr>
+                <w:rtl/>
+                <w:lang w:bidi="fa-IR"/>
+              </w:rPr>
+            </w:pPr>
+            <w:r>
+              <w:rPr>
+                <w:rFonts w:hint="cs"/>
+                <w:rtl/>
+                <w:lang w:bidi="fa-IR"/>
+              </w:rPr>
+              <w:t>۴</w:t>
+            </w:r>
+          </w:p>
+        </w:tc>
+      </w:tr>
+      <w:tr>
+        <w:tc>
+          <w:tcPr>
+            <w:tcW w:w="1330" w:type="dxa"/>
+          </w:tcPr>
+          <w:p>
+            <w:pPr>
+              <w:bidi/>
+              <w:jc w:val="left"/>
+              <w:rPr>
+                <w:rtl/>
+                <w:lang w:bidi="fa-IR"/>
+              </w:rPr>
+            </w:pPr>
+            <w:r>
+              <w:rPr>
+                <w:rFonts w:hint="cs"/>
+                <w:rtl/>
+                <w:lang w:bidi="fa-IR"/>
+              </w:rPr>
+              <w:t>اتصال شبکه عصبی به دوربین</w:t>
+            </w:r>
+          </w:p>
+        </w:tc>
+        <w:tc>
+          <w:tcPr>
+            <w:tcW w:w="1352" w:type="dxa"/>
+          </w:tcPr>
+          <w:p>
+            <w:pPr>
+              <w:bidi/>
+              <w:jc w:val="left"/>
+              <w:rPr>
+                <w:rtl/>
+                <w:lang w:bidi="fa-IR"/>
+              </w:rPr>
+            </w:pPr>
+            <w:r>
+              <w:rPr>
+                <w:rFonts w:hint="cs"/>
+                <w:rtl/>
+                <w:lang w:bidi="fa-IR"/>
+              </w:rPr>
+              <w:t>۲۰۰۰ـ۳۰۰۰</w:t>
+            </w:r>
+          </w:p>
+        </w:tc>
+        <w:tc>
+          <w:tcPr>
+            <w:tcW w:w="1329" w:type="dxa"/>
+          </w:tcPr>
+          <w:p>
+            <w:pPr>
+              <w:bidi/>
+              <w:jc w:val="left"/>
+              <w:rPr>
+                <w:rtl/>
+                <w:lang w:bidi="fa-IR"/>
+              </w:rPr>
+            </w:pPr>
+            <w:r>
+              <w:rPr>
+                <w:rFonts w:hint="cs"/>
+                <w:rtl/>
+                <w:lang w:bidi="fa-IR"/>
+              </w:rPr>
+              <w:t>۱۵</w:t>
+            </w:r>
+          </w:p>
+        </w:tc>
+        <w:tc>
+          <w:tcPr>
+            <w:tcW w:w="1358" w:type="dxa"/>
+          </w:tcPr>
+          <w:p>
+            <w:pPr>
+              <w:bidi/>
+              <w:jc w:val="left"/>
+              <w:rPr>
+                <w:rtl/>
+                <w:lang w:bidi="fa-IR"/>
+              </w:rPr>
+            </w:pPr>
+            <w:r>
+              <w:rPr>
+                <w:rFonts w:hint="cs"/>
+                <w:rtl/>
+                <w:lang w:bidi="fa-IR"/>
+              </w:rPr>
+              <w:t>۱۵.۰۰۰.۰۰۰</w:t>
+            </w:r>
+          </w:p>
+        </w:tc>
+        <w:tc>
+          <w:tcPr>
+            <w:tcW w:w="1326" w:type="dxa"/>
+          </w:tcPr>
+          <w:p>
+            <w:pPr>
+              <w:bidi/>
+              <w:jc w:val="left"/>
+              <w:rPr>
+                <w:rtl/>
+                <w:lang w:bidi="fa-IR"/>
+              </w:rPr>
+            </w:pPr>
+            <w:r>
+              <w:rPr>
+                <w:rFonts w:hint="cs"/>
+                <w:rtl/>
+                <w:lang w:bidi="fa-IR"/>
+              </w:rPr>
+              <w:t>۴۰۴</w:t>
+            </w:r>
+          </w:p>
+        </w:tc>
+        <w:tc>
+          <w:tcPr>
+            <w:tcW w:w="1327" w:type="dxa"/>
+          </w:tcPr>
+          <w:p>
+            <w:pPr>
+              <w:bidi/>
+              <w:jc w:val="left"/>
+              <w:rPr>
+                <w:rtl/>
+                <w:lang w:bidi="fa-IR"/>
+              </w:rPr>
+            </w:pPr>
+            <w:r>
+              <w:rPr>
+                <w:rFonts w:hint="cs"/>
+                <w:rtl/>
+                <w:lang w:bidi="fa-IR"/>
+              </w:rPr>
+              <w:t>۲۰</w:t>
+            </w:r>
+          </w:p>
+        </w:tc>
+        <w:tc>
+          <w:tcPr>
+            <w:tcW w:w="1328" w:type="dxa"/>
+          </w:tcPr>
+          <w:p>
+            <w:pPr>
+              <w:bidi/>
+              <w:jc w:val="left"/>
+              <w:rPr>
+                <w:rtl/>
+                <w:lang w:bidi="fa-IR"/>
+              </w:rPr>
+            </w:pPr>
+            <w:r>
+              <w:rPr>
+                <w:rFonts w:hint="cs"/>
+                <w:rtl/>
+                <w:lang w:bidi="fa-IR"/>
+              </w:rPr>
+              <w:t>۳</w:t>
+            </w:r>
+          </w:p>
+        </w:tc>
+      </w:tr>
+    </w:tbl>
+    <w:p>
+      <w:pPr>
+        <w:bidi/>
+        <w:jc w:val="left"/>
+        <w:rPr>
+          <w:rtl/>
+          <w:lang w:bidi="fa-IR"/>
+        </w:rPr>
+      </w:pPr>
+    </w:p>
+    <w:p>
+      <w:pPr>
+        <w:bidi/>
+        <w:rPr>
+          <w:rtl/>
+          <w:lang w:bidi="fa-IR"/>
+        </w:rPr>
+      </w:pPr>
+    </w:p>
+    <w:p>
+      <w:pPr>
+        <w:bidi/>
+        <w:rPr>
+          <w:rtl/>
+          <w:lang w:bidi="fa-IR"/>
+        </w:rPr>
+      </w:pPr>
+    </w:p>
+    <w:p>
+      <w:pPr>
+        <w:bidi/>
+        <w:rPr>
+          <w:rtl/>
+          <w:lang w:bidi="fa-IR"/>
+        </w:rPr>
+      </w:pPr>
+    </w:p>
+    <w:p>
+      <w:pPr>
+        <w:bidi/>
+        <w:rPr>
+          <w:rtl/>
+          <w:lang w:bidi="fa-IR"/>
+        </w:rPr>
+      </w:pPr>
+    </w:p>
+    <w:p>
+      <w:pPr>
+        <w:bidi/>
+        <w:rPr>
+          <w:rtl/>
+          <w:lang w:bidi="fa-IR"/>
+        </w:rPr>
+      </w:pPr>
+    </w:p>
+    <w:p>
+      <w:pPr>
+        <w:jc w:val="left"/>
+        <w:rPr>
+          <w:rtl/>
+          <w:lang w:bidi="fa-IR"/>
+        </w:rPr>
+      </w:pPr>
+      <w:r>
+        <w:rPr>
           <w:rtl/>
           <w:lang w:bidi="fa-IR"/>
         </w:rPr>
@@ -398,7 +2055,1370 @@
         <w:bidi/>
         <w:jc w:val="left"/>
         <w:rPr>
+          <w:rtl/>
+          <w:lang w:bidi="fa-IR"/>
+        </w:rPr>
+      </w:pPr>
+      <w:r>
+        <w:rPr>
           <w:rFonts w:hint="cs"/>
+          <w:rtl/>
+          <w:lang w:bidi="fa-IR"/>
+        </w:rPr>
+        <w:lastRenderedPageBreak/>
+        <w:t>نمودار استخوان ماهی برای سیستم تشخیص چهره آسانسور هوشمند</w:t>
+      </w:r>
+    </w:p>
+    <w:p>
+      <w:pPr>
+        <w:bidi/>
+        <w:jc w:val="left"/>
+        <w:rPr>
+          <w:noProof/>
+          <w:lang w:bidi="fa-IR"/>
+        </w:rPr>
+      </w:pPr>
+      <w:r>
+        <w:rPr>
+          <w:noProof/>
+          <w:lang w:bidi="fa-IR"/>
+        </w:rPr>
+        <w:drawing>
+          <wp:inline distT="0" distB="0" distL="0" distR="0" wp14:anchorId="753D7D3C" wp14:editId="6EEB91D8">
+            <wp:extent cx="5943600" cy="2545080"/>
+            <wp:effectExtent l="0" t="0" r="0" b="7620"/>
+            <wp:docPr id="1483530693" name="Picture 1"/>
+            <wp:cNvGraphicFramePr>
+              <a:graphicFrameLocks xmlns:a="http://schemas.openxmlformats.org/drawingml/2006/main" noChangeAspect="1"/>
+            </wp:cNvGraphicFramePr>
+            <a:graphic xmlns:a="http://schemas.openxmlformats.org/drawingml/2006/main">
+              <a:graphicData uri="http://schemas.openxmlformats.org/drawingml/2006/picture">
+                <pic:pic xmlns:pic="http://schemas.openxmlformats.org/drawingml/2006/picture">
+                  <pic:nvPicPr>
+                    <pic:cNvPr id="1483530693" name="Picture 1483530693"/>
+                    <pic:cNvPicPr/>
+                  </pic:nvPicPr>
+                  <pic:blipFill>
+                    <a:blip r:embed="rId5">
+                      <a:extLst>
+                        <a:ext uri="{28A0092B-C50C-407E-A947-70E740481C1C}">
+                          <a14:useLocalDpi xmlns:a14="http://schemas.microsoft.com/office/drawing/2010/main" val="0"/>
+                        </a:ext>
+                      </a:extLst>
+                    </a:blip>
+                    <a:stretch>
+                      <a:fillRect/>
+                    </a:stretch>
+                  </pic:blipFill>
+                  <pic:spPr>
+                    <a:xfrm>
+                      <a:off x="0" y="0"/>
+                      <a:ext cx="5943600" cy="2545080"/>
+                    </a:xfrm>
+                    <a:prstGeom prst="rect">
+                      <a:avLst/>
+                    </a:prstGeom>
+                  </pic:spPr>
+                </pic:pic>
+              </a:graphicData>
+            </a:graphic>
+          </wp:inline>
+        </w:drawing>
+      </w:r>
+    </w:p>
+    <w:p>
+      <w:pPr>
+        <w:bidi/>
+        <w:jc w:val="left"/>
+        <w:rPr>
+          <w:noProof/>
+          <w:rtl/>
+          <w:lang w:bidi="fa-IR"/>
+        </w:rPr>
+      </w:pPr>
+    </w:p>
+    <w:p>
+      <w:pPr>
+        <w:bidi/>
+        <w:jc w:val="left"/>
+        <w:rPr>
+          <w:lang w:bidi="fa-IR"/>
+        </w:rPr>
+      </w:pPr>
+      <w:r>
+        <w:rPr>
+          <w:rtl/>
+        </w:rPr>
+        <w:t>این نمودار استخوان ماهی به بررسی تهدیدهای احتمالی در پروژه تشخیص چهره برای کنترل آسانسور می‌پردازد. تهدیدها در چهار دسته اصلی شامل سخت‌افزار، نرم‌افزار، تجربه کاربری و امنیت طبقه‌بندی شده‌اند. هدف از این تحلیل، شناسایی نقاط ضعف و چالش‌های بالقوه در مراحل طراحی و پیاده‌سازی سیستم است تا با پیش‌بینی آن‌ها، بتوان عملکردی ایمن، دقیق و کاربرپسند ارائه داد</w:t>
+      </w:r>
+      <w:r>
+        <w:rPr>
+          <w:lang w:bidi="fa-IR"/>
+        </w:rPr>
+        <w:t>.</w:t>
+      </w:r>
+    </w:p>
+    <w:p>
+      <w:pPr>
+        <w:jc w:val="left"/>
+        <w:rPr>
+          <w:lang w:bidi="fa-IR"/>
+        </w:rPr>
+      </w:pPr>
+      <w:r>
+        <w:rPr>
+          <w:lang w:bidi="fa-IR"/>
+        </w:rPr>
+        <w:br w:type="page"/>
+      </w:r>
+    </w:p>
+    <w:p>
+      <w:pPr>
+        <w:bidi/>
+        <w:jc w:val="left"/>
+        <w:rPr>
+          <w:rtl/>
+          <w:lang w:bidi="fa-IR"/>
+        </w:rPr>
+      </w:pPr>
+      <w:r>
+        <w:rPr>
+          <w:rFonts w:hint="cs"/>
+          <w:rtl/>
+          <w:lang w:bidi="fa-IR"/>
+        </w:rPr>
+        <w:lastRenderedPageBreak/>
+        <w:t>مخاطرات احتمالی پروژه</w:t>
+      </w:r>
+    </w:p>
+    <w:tbl>
+      <w:tblPr>
+        <w:tblStyle w:val="TableGrid"/>
+        <w:bidiVisual/>
+        <w:tblW w:w="0" w:type="auto"/>
+        <w:tblLook w:val="04A0" w:firstRow="1" w:lastRow="0" w:firstColumn="1" w:lastColumn="0" w:noHBand="0" w:noVBand="1"/>
+      </w:tblPr>
+      <w:tblGrid>
+        <w:gridCol w:w="1870"/>
+        <w:gridCol w:w="1870"/>
+        <w:gridCol w:w="1870"/>
+        <w:gridCol w:w="1870"/>
+        <w:gridCol w:w="1870"/>
+      </w:tblGrid>
+      <w:tr>
+        <w:tc>
+          <w:tcPr>
+            <w:tcW w:w="1870" w:type="dxa"/>
+          </w:tcPr>
+          <w:p>
+            <w:pPr>
+              <w:bidi/>
+              <w:jc w:val="left"/>
+              <w:rPr>
+                <w:rtl/>
+                <w:lang w:bidi="fa-IR"/>
+              </w:rPr>
+            </w:pPr>
+            <w:r>
+              <w:rPr>
+                <w:rFonts w:hint="cs"/>
+                <w:rtl/>
+                <w:lang w:bidi="fa-IR"/>
+              </w:rPr>
+              <w:t>ریسک</w:t>
+            </w:r>
+          </w:p>
+        </w:tc>
+        <w:tc>
+          <w:tcPr>
+            <w:tcW w:w="1870" w:type="dxa"/>
+          </w:tcPr>
+          <w:p>
+            <w:pPr>
+              <w:bidi/>
+              <w:jc w:val="left"/>
+              <w:rPr>
+                <w:rtl/>
+                <w:lang w:bidi="fa-IR"/>
+              </w:rPr>
+            </w:pPr>
+            <w:r>
+              <w:rPr>
+                <w:rFonts w:hint="cs"/>
+                <w:rtl/>
+                <w:lang w:bidi="fa-IR"/>
+              </w:rPr>
+              <w:t>طبقه</w:t>
+            </w:r>
+          </w:p>
+        </w:tc>
+        <w:tc>
+          <w:tcPr>
+            <w:tcW w:w="1870" w:type="dxa"/>
+          </w:tcPr>
+          <w:p>
+            <w:pPr>
+              <w:bidi/>
+              <w:jc w:val="left"/>
+              <w:rPr>
+                <w:rtl/>
+                <w:lang w:bidi="fa-IR"/>
+              </w:rPr>
+            </w:pPr>
+            <w:r>
+              <w:rPr>
+                <w:rFonts w:hint="cs"/>
+                <w:rtl/>
+                <w:lang w:bidi="fa-IR"/>
+              </w:rPr>
+              <w:t>احتمال</w:t>
+            </w:r>
+          </w:p>
+        </w:tc>
+        <w:tc>
+          <w:tcPr>
+            <w:tcW w:w="1870" w:type="dxa"/>
+          </w:tcPr>
+          <w:p>
+            <w:pPr>
+              <w:bidi/>
+              <w:jc w:val="left"/>
+              <w:rPr>
+                <w:rtl/>
+                <w:lang w:bidi="fa-IR"/>
+              </w:rPr>
+            </w:pPr>
+            <w:r>
+              <w:rPr>
+                <w:rFonts w:hint="cs"/>
+                <w:rtl/>
+                <w:lang w:bidi="fa-IR"/>
+              </w:rPr>
+              <w:t>تاثیر</w:t>
+            </w:r>
+          </w:p>
+        </w:tc>
+        <w:tc>
+          <w:tcPr>
+            <w:tcW w:w="1870" w:type="dxa"/>
+          </w:tcPr>
+          <w:p>
+            <w:pPr>
+              <w:bidi/>
+              <w:jc w:val="left"/>
+              <w:rPr>
+                <w:rFonts w:asciiTheme="minorHAnsi" w:hAnsiTheme="minorHAnsi"/>
+                <w:lang w:bidi="fa-IR"/>
+              </w:rPr>
+            </w:pPr>
+            <w:proofErr w:type="gramStart"/>
+            <w:r>
+              <w:rPr>
+                <w:rFonts w:asciiTheme="minorHAnsi" w:hAnsiTheme="minorHAnsi"/>
+                <w:lang w:bidi="fa-IR"/>
+              </w:rPr>
+              <w:t>RE</w:t>
+            </w:r>
+            <w:r>
+              <w:rPr>
+                <w:rFonts w:asciiTheme="minorHAnsi" w:hAnsiTheme="minorHAnsi"/>
+                <w:lang w:bidi="fa-IR"/>
+              </w:rPr>
+              <w:t>(</w:t>
+            </w:r>
+            <w:proofErr w:type="gramEnd"/>
+            <w:r>
+              <w:rPr>
+                <w:rFonts w:asciiTheme="minorHAnsi" w:hAnsiTheme="minorHAnsi"/>
+                <w:lang w:bidi="fa-IR"/>
+              </w:rPr>
+              <w:t>$)</w:t>
+            </w:r>
+          </w:p>
+        </w:tc>
+      </w:tr>
+      <w:tr>
+        <w:tc>
+          <w:tcPr>
+            <w:tcW w:w="1870" w:type="dxa"/>
+          </w:tcPr>
+          <w:p>
+            <w:pPr>
+              <w:bidi/>
+              <w:jc w:val="left"/>
+              <w:rPr>
+                <w:rFonts w:hint="cs"/>
+                <w:rtl/>
+                <w:lang w:bidi="fa-IR"/>
+              </w:rPr>
+            </w:pPr>
+            <w:r>
+              <w:rPr>
+                <w:rFonts w:hint="cs"/>
+                <w:rtl/>
+                <w:lang w:bidi="fa-IR"/>
+              </w:rPr>
+              <w:t>نشت داده</w:t>
+            </w:r>
+          </w:p>
+        </w:tc>
+        <w:tc>
+          <w:tcPr>
+            <w:tcW w:w="1870" w:type="dxa"/>
+          </w:tcPr>
+          <w:p>
+            <w:pPr>
+              <w:bidi/>
+              <w:jc w:val="left"/>
+              <w:rPr>
+                <w:rFonts w:asciiTheme="minorHAnsi" w:hAnsiTheme="minorHAnsi"/>
+                <w:lang w:bidi="fa-IR"/>
+              </w:rPr>
+            </w:pPr>
+            <w:r>
+              <w:rPr>
+                <w:rFonts w:asciiTheme="minorHAnsi" w:hAnsiTheme="minorHAnsi"/>
+                <w:lang w:bidi="fa-IR"/>
+              </w:rPr>
+              <w:t>TE</w:t>
+            </w:r>
+          </w:p>
+        </w:tc>
+        <w:tc>
+          <w:tcPr>
+            <w:tcW w:w="1870" w:type="dxa"/>
+          </w:tcPr>
+          <w:p>
+            <w:pPr>
+              <w:bidi/>
+              <w:jc w:val="left"/>
+              <w:rPr>
+                <w:rFonts w:ascii="Calibri" w:hAnsi="Calibri" w:cs="Arial"/>
+                <w:rtl/>
+                <w:lang w:bidi="fa-IR"/>
+              </w:rPr>
+            </w:pPr>
+            <w:r>
+              <w:rPr>
+                <w:rFonts w:hint="cs"/>
+                <w:rtl/>
+                <w:lang w:bidi="fa-IR"/>
+              </w:rPr>
+              <w:t>۵</w:t>
+            </w:r>
+            <w:r>
+              <w:rPr>
+                <w:rFonts w:cs="Arial" w:hint="cs"/>
+                <w:rtl/>
+                <w:lang w:bidi="fa-IR"/>
+              </w:rPr>
+              <w:t>٪</w:t>
+            </w:r>
+          </w:p>
+        </w:tc>
+        <w:tc>
+          <w:tcPr>
+            <w:tcW w:w="1870" w:type="dxa"/>
+          </w:tcPr>
+          <w:p>
+            <w:pPr>
+              <w:bidi/>
+              <w:jc w:val="left"/>
+              <w:rPr>
+                <w:rtl/>
+                <w:lang w:bidi="fa-IR"/>
+              </w:rPr>
+            </w:pPr>
+            <w:r>
+              <w:rPr>
+                <w:lang w:bidi="fa-IR"/>
+              </w:rPr>
+              <w:t>5</w:t>
+            </w:r>
+          </w:p>
+        </w:tc>
+        <w:tc>
+          <w:tcPr>
+            <w:tcW w:w="1870" w:type="dxa"/>
+          </w:tcPr>
+          <w:p>
+            <w:pPr>
+              <w:bidi/>
+              <w:jc w:val="left"/>
+              <w:rPr>
+                <w:rFonts w:hint="cs"/>
+                <w:rtl/>
+                <w:lang w:bidi="fa-IR"/>
+              </w:rPr>
+            </w:pPr>
+            <w:r>
+              <w:rPr>
+                <w:lang w:bidi="fa-IR"/>
+              </w:rPr>
+              <w:t>Project Failure</w:t>
+            </w:r>
+          </w:p>
+        </w:tc>
+      </w:tr>
+      <w:tr>
+        <w:tc>
+          <w:tcPr>
+            <w:tcW w:w="1870" w:type="dxa"/>
+          </w:tcPr>
+          <w:p>
+            <w:pPr>
+              <w:bidi/>
+              <w:jc w:val="left"/>
+              <w:rPr>
+                <w:rtl/>
+                <w:lang w:bidi="fa-IR"/>
+              </w:rPr>
+            </w:pPr>
+            <w:r>
+              <w:rPr>
+                <w:rFonts w:hint="cs"/>
+                <w:rtl/>
+                <w:lang w:bidi="fa-IR"/>
+              </w:rPr>
+              <w:t>عدم پذیرش کاربران</w:t>
+            </w:r>
+          </w:p>
+        </w:tc>
+        <w:tc>
+          <w:tcPr>
+            <w:tcW w:w="1870" w:type="dxa"/>
+          </w:tcPr>
+          <w:p>
+            <w:pPr>
+              <w:bidi/>
+              <w:jc w:val="left"/>
+              <w:rPr>
+                <w:rFonts w:ascii="Calibri" w:hAnsi="Calibri" w:cs="Calibri"/>
+                <w:rtl/>
+                <w:lang w:bidi="fa-IR"/>
+              </w:rPr>
+            </w:pPr>
+            <w:r>
+              <w:rPr>
+                <w:rFonts w:ascii="Calibri" w:hAnsi="Calibri" w:cs="Calibri"/>
+                <w:lang w:bidi="fa-IR"/>
+              </w:rPr>
+              <w:t>TE</w:t>
+            </w:r>
+          </w:p>
+        </w:tc>
+        <w:tc>
+          <w:tcPr>
+            <w:tcW w:w="1870" w:type="dxa"/>
+          </w:tcPr>
+          <w:p>
+            <w:pPr>
+              <w:bidi/>
+              <w:jc w:val="left"/>
+              <w:rPr>
+                <w:rtl/>
+                <w:lang w:bidi="fa-IR"/>
+              </w:rPr>
+            </w:pPr>
+            <w:r>
+              <w:rPr>
+                <w:lang w:bidi="fa-IR"/>
+              </w:rPr>
+              <w:t>60%</w:t>
+            </w:r>
+          </w:p>
+        </w:tc>
+        <w:tc>
+          <w:tcPr>
+            <w:tcW w:w="1870" w:type="dxa"/>
+          </w:tcPr>
+          <w:p>
+            <w:pPr>
+              <w:bidi/>
+              <w:jc w:val="left"/>
+              <w:rPr>
+                <w:rtl/>
+                <w:lang w:bidi="fa-IR"/>
+              </w:rPr>
+            </w:pPr>
+            <w:r>
+              <w:rPr>
+                <w:lang w:bidi="fa-IR"/>
+              </w:rPr>
+              <w:t>3</w:t>
+            </w:r>
+          </w:p>
+        </w:tc>
+        <w:tc>
+          <w:tcPr>
+            <w:tcW w:w="1870" w:type="dxa"/>
+          </w:tcPr>
+          <w:p>
+            <w:pPr>
+              <w:bidi/>
+              <w:jc w:val="left"/>
+              <w:rPr>
+                <w:rtl/>
+                <w:lang w:bidi="fa-IR"/>
+              </w:rPr>
+            </w:pPr>
+            <w:r>
+              <w:rPr>
+                <w:rFonts w:hint="cs"/>
+                <w:rtl/>
+                <w:lang w:bidi="fa-IR"/>
+              </w:rPr>
+              <w:t>۰.۶ * ۲۵۰۰</w:t>
+            </w:r>
+          </w:p>
+        </w:tc>
+      </w:tr>
+      <w:tr>
+        <w:tc>
+          <w:tcPr>
+            <w:tcW w:w="1870" w:type="dxa"/>
+          </w:tcPr>
+          <w:p>
+            <w:pPr>
+              <w:bidi/>
+              <w:jc w:val="left"/>
+              <w:rPr>
+                <w:rtl/>
+                <w:lang w:bidi="fa-IR"/>
+              </w:rPr>
+            </w:pPr>
+            <w:r>
+              <w:rPr>
+                <w:rFonts w:hint="cs"/>
+                <w:rtl/>
+                <w:lang w:bidi="fa-IR"/>
+              </w:rPr>
+              <w:t>نقص قوانین حریم خصوصی</w:t>
+            </w:r>
+          </w:p>
+        </w:tc>
+        <w:tc>
+          <w:tcPr>
+            <w:tcW w:w="1870" w:type="dxa"/>
+          </w:tcPr>
+          <w:p>
+            <w:pPr>
+              <w:bidi/>
+              <w:jc w:val="left"/>
+              <w:rPr>
+                <w:rFonts w:ascii="Calibri" w:hAnsi="Calibri" w:cs="Calibri"/>
+                <w:rtl/>
+                <w:lang w:bidi="fa-IR"/>
+              </w:rPr>
+            </w:pPr>
+            <w:r>
+              <w:rPr>
+                <w:rFonts w:ascii="Calibri" w:hAnsi="Calibri" w:cs="Calibri"/>
+                <w:lang w:bidi="fa-IR"/>
+              </w:rPr>
+              <w:t>BU</w:t>
+            </w:r>
+          </w:p>
+        </w:tc>
+        <w:tc>
+          <w:tcPr>
+            <w:tcW w:w="1870" w:type="dxa"/>
+          </w:tcPr>
+          <w:p>
+            <w:pPr>
+              <w:bidi/>
+              <w:jc w:val="left"/>
+              <w:rPr>
+                <w:rtl/>
+                <w:lang w:bidi="fa-IR"/>
+              </w:rPr>
+            </w:pPr>
+            <w:r>
+              <w:rPr>
+                <w:lang w:bidi="fa-IR"/>
+              </w:rPr>
+              <w:t>40%</w:t>
+            </w:r>
+          </w:p>
+        </w:tc>
+        <w:tc>
+          <w:tcPr>
+            <w:tcW w:w="1870" w:type="dxa"/>
+          </w:tcPr>
+          <w:p>
+            <w:pPr>
+              <w:bidi/>
+              <w:jc w:val="left"/>
+              <w:rPr>
+                <w:rtl/>
+                <w:lang w:bidi="fa-IR"/>
+              </w:rPr>
+            </w:pPr>
+            <w:r>
+              <w:rPr>
+                <w:lang w:bidi="fa-IR"/>
+              </w:rPr>
+              <w:t>4</w:t>
+            </w:r>
+          </w:p>
+        </w:tc>
+        <w:tc>
+          <w:tcPr>
+            <w:tcW w:w="1870" w:type="dxa"/>
+          </w:tcPr>
+          <w:p>
+            <w:pPr>
+              <w:bidi/>
+              <w:jc w:val="left"/>
+              <w:rPr>
+                <w:rtl/>
+                <w:lang w:bidi="fa-IR"/>
+              </w:rPr>
+            </w:pPr>
+            <w:r>
+              <w:rPr>
+                <w:rFonts w:hint="cs"/>
+                <w:rtl/>
+                <w:lang w:bidi="fa-IR"/>
+              </w:rPr>
+              <w:t>۰.۴ * ۱۲۰۰</w:t>
+            </w:r>
+          </w:p>
+        </w:tc>
+      </w:tr>
+      <w:tr>
+        <w:tc>
+          <w:tcPr>
+            <w:tcW w:w="1870" w:type="dxa"/>
+          </w:tcPr>
+          <w:p>
+            <w:pPr>
+              <w:bidi/>
+              <w:jc w:val="left"/>
+              <w:rPr>
+                <w:rtl/>
+                <w:lang w:bidi="fa-IR"/>
+              </w:rPr>
+            </w:pPr>
+            <w:r>
+              <w:rPr>
+                <w:rFonts w:hint="cs"/>
+                <w:rtl/>
+                <w:lang w:bidi="fa-IR"/>
+              </w:rPr>
+              <w:t>خطا در اتصال به شبکه</w:t>
+            </w:r>
+          </w:p>
+        </w:tc>
+        <w:tc>
+          <w:tcPr>
+            <w:tcW w:w="1870" w:type="dxa"/>
+          </w:tcPr>
+          <w:p>
+            <w:pPr>
+              <w:bidi/>
+              <w:jc w:val="left"/>
+              <w:rPr>
+                <w:rFonts w:ascii="Calibri" w:hAnsi="Calibri" w:cs="Calibri"/>
+                <w:rtl/>
+                <w:lang w:bidi="fa-IR"/>
+              </w:rPr>
+            </w:pPr>
+            <w:r>
+              <w:rPr>
+                <w:rFonts w:ascii="Calibri" w:hAnsi="Calibri" w:cs="Calibri"/>
+                <w:lang w:bidi="fa-IR"/>
+              </w:rPr>
+              <w:t>ST</w:t>
+            </w:r>
+          </w:p>
+        </w:tc>
+        <w:tc>
+          <w:tcPr>
+            <w:tcW w:w="1870" w:type="dxa"/>
+          </w:tcPr>
+          <w:p>
+            <w:pPr>
+              <w:bidi/>
+              <w:jc w:val="left"/>
+              <w:rPr>
+                <w:rtl/>
+                <w:lang w:bidi="fa-IR"/>
+              </w:rPr>
+            </w:pPr>
+            <w:r>
+              <w:rPr>
+                <w:lang w:bidi="fa-IR"/>
+              </w:rPr>
+              <w:t>10%</w:t>
+            </w:r>
+          </w:p>
+        </w:tc>
+        <w:tc>
+          <w:tcPr>
+            <w:tcW w:w="1870" w:type="dxa"/>
+          </w:tcPr>
+          <w:p>
+            <w:pPr>
+              <w:bidi/>
+              <w:jc w:val="left"/>
+              <w:rPr>
+                <w:rtl/>
+                <w:lang w:bidi="fa-IR"/>
+              </w:rPr>
+            </w:pPr>
+            <w:r>
+              <w:rPr>
+                <w:lang w:bidi="fa-IR"/>
+              </w:rPr>
+              <w:t>1</w:t>
+            </w:r>
+          </w:p>
+        </w:tc>
+        <w:tc>
+          <w:tcPr>
+            <w:tcW w:w="1870" w:type="dxa"/>
+          </w:tcPr>
+          <w:p>
+            <w:pPr>
+              <w:bidi/>
+              <w:jc w:val="left"/>
+              <w:rPr>
+                <w:rtl/>
+                <w:lang w:bidi="fa-IR"/>
+              </w:rPr>
+            </w:pPr>
+            <w:r>
+              <w:rPr>
+                <w:rFonts w:hint="cs"/>
+                <w:rtl/>
+                <w:lang w:bidi="fa-IR"/>
+              </w:rPr>
+              <w:t>۰.۱ * ۵۰۰</w:t>
+            </w:r>
+          </w:p>
+        </w:tc>
+      </w:tr>
+      <w:tr>
+        <w:tc>
+          <w:tcPr>
+            <w:tcW w:w="1870" w:type="dxa"/>
+          </w:tcPr>
+          <w:p>
+            <w:pPr>
+              <w:bidi/>
+              <w:jc w:val="left"/>
+              <w:rPr>
+                <w:rtl/>
+                <w:lang w:bidi="fa-IR"/>
+              </w:rPr>
+            </w:pPr>
+            <w:r>
+              <w:rPr>
+                <w:rFonts w:hint="cs"/>
+                <w:rtl/>
+                <w:lang w:bidi="fa-IR"/>
+              </w:rPr>
+              <w:t>کندی در تشخیص</w:t>
+            </w:r>
+          </w:p>
+        </w:tc>
+        <w:tc>
+          <w:tcPr>
+            <w:tcW w:w="1870" w:type="dxa"/>
+          </w:tcPr>
+          <w:p>
+            <w:pPr>
+              <w:bidi/>
+              <w:jc w:val="left"/>
+              <w:rPr>
+                <w:rFonts w:ascii="Calibri" w:hAnsi="Calibri" w:cs="Calibri"/>
+                <w:rtl/>
+                <w:lang w:bidi="fa-IR"/>
+              </w:rPr>
+            </w:pPr>
+            <w:r>
+              <w:rPr>
+                <w:rFonts w:ascii="Calibri" w:hAnsi="Calibri" w:cs="Calibri"/>
+                <w:lang w:bidi="fa-IR"/>
+              </w:rPr>
+              <w:t>DE</w:t>
+            </w:r>
+          </w:p>
+        </w:tc>
+        <w:tc>
+          <w:tcPr>
+            <w:tcW w:w="1870" w:type="dxa"/>
+          </w:tcPr>
+          <w:p>
+            <w:pPr>
+              <w:bidi/>
+              <w:jc w:val="left"/>
+              <w:rPr>
+                <w:rtl/>
+                <w:lang w:bidi="fa-IR"/>
+              </w:rPr>
+            </w:pPr>
+            <w:r>
+              <w:rPr>
+                <w:lang w:bidi="fa-IR"/>
+              </w:rPr>
+              <w:t>20%</w:t>
+            </w:r>
+          </w:p>
+        </w:tc>
+        <w:tc>
+          <w:tcPr>
+            <w:tcW w:w="1870" w:type="dxa"/>
+          </w:tcPr>
+          <w:p>
+            <w:pPr>
+              <w:bidi/>
+              <w:jc w:val="left"/>
+              <w:rPr>
+                <w:rtl/>
+                <w:lang w:bidi="fa-IR"/>
+              </w:rPr>
+            </w:pPr>
+            <w:r>
+              <w:rPr>
+                <w:lang w:bidi="fa-IR"/>
+              </w:rPr>
+              <w:t>4</w:t>
+            </w:r>
+          </w:p>
+        </w:tc>
+        <w:tc>
+          <w:tcPr>
+            <w:tcW w:w="1870" w:type="dxa"/>
+          </w:tcPr>
+          <w:p>
+            <w:pPr>
+              <w:bidi/>
+              <w:jc w:val="left"/>
+              <w:rPr>
+                <w:rtl/>
+                <w:lang w:bidi="fa-IR"/>
+              </w:rPr>
+            </w:pPr>
+            <w:r>
+              <w:rPr>
+                <w:rFonts w:hint="cs"/>
+                <w:rtl/>
+                <w:lang w:bidi="fa-IR"/>
+              </w:rPr>
+              <w:t>۰.۲ * ۲۰۰۰</w:t>
+            </w:r>
+          </w:p>
+        </w:tc>
+      </w:tr>
+      <w:tr>
+        <w:tc>
+          <w:tcPr>
+            <w:tcW w:w="1870" w:type="dxa"/>
+          </w:tcPr>
+          <w:p>
+            <w:pPr>
+              <w:bidi/>
+              <w:jc w:val="left"/>
+              <w:rPr>
+                <w:rFonts w:hint="cs"/>
+                <w:rtl/>
+                <w:lang w:bidi="fa-IR"/>
+              </w:rPr>
+            </w:pPr>
+            <w:r>
+              <w:rPr>
+                <w:rFonts w:hint="cs"/>
+                <w:rtl/>
+                <w:lang w:bidi="fa-IR"/>
+              </w:rPr>
+              <w:t>کم بود نور در آسانسور</w:t>
+            </w:r>
+          </w:p>
+        </w:tc>
+        <w:tc>
+          <w:tcPr>
+            <w:tcW w:w="1870" w:type="dxa"/>
+          </w:tcPr>
+          <w:p>
+            <w:pPr>
+              <w:bidi/>
+              <w:jc w:val="left"/>
+              <w:rPr>
+                <w:rFonts w:ascii="Calibri" w:hAnsi="Calibri" w:cs="Calibri"/>
+                <w:rtl/>
+                <w:lang w:bidi="fa-IR"/>
+              </w:rPr>
+            </w:pPr>
+            <w:r>
+              <w:rPr>
+                <w:rFonts w:ascii="Calibri" w:hAnsi="Calibri" w:cs="Calibri"/>
+                <w:lang w:bidi="fa-IR"/>
+              </w:rPr>
+              <w:t>CU</w:t>
+            </w:r>
+          </w:p>
+        </w:tc>
+        <w:tc>
+          <w:tcPr>
+            <w:tcW w:w="1870" w:type="dxa"/>
+          </w:tcPr>
+          <w:p>
+            <w:pPr>
+              <w:bidi/>
+              <w:jc w:val="left"/>
+              <w:rPr>
+                <w:rFonts w:ascii="Calibri" w:hAnsi="Calibri" w:cs="Calibri"/>
+                <w:rtl/>
+                <w:lang w:bidi="fa-IR"/>
+              </w:rPr>
+            </w:pPr>
+            <w:r>
+              <w:rPr>
+                <w:lang w:bidi="fa-IR"/>
+              </w:rPr>
+              <w:t>50%</w:t>
+            </w:r>
+          </w:p>
+        </w:tc>
+        <w:tc>
+          <w:tcPr>
+            <w:tcW w:w="1870" w:type="dxa"/>
+          </w:tcPr>
+          <w:p>
+            <w:pPr>
+              <w:bidi/>
+              <w:jc w:val="left"/>
+              <w:rPr>
+                <w:rtl/>
+                <w:lang w:bidi="fa-IR"/>
+              </w:rPr>
+            </w:pPr>
+            <w:r>
+              <w:rPr>
+                <w:lang w:bidi="fa-IR"/>
+              </w:rPr>
+              <w:t>2</w:t>
+            </w:r>
+          </w:p>
+        </w:tc>
+        <w:tc>
+          <w:tcPr>
+            <w:tcW w:w="1870" w:type="dxa"/>
+          </w:tcPr>
+          <w:p>
+            <w:pPr>
+              <w:bidi/>
+              <w:jc w:val="left"/>
+              <w:rPr>
+                <w:rtl/>
+                <w:lang w:bidi="fa-IR"/>
+              </w:rPr>
+            </w:pPr>
+            <w:r>
+              <w:rPr>
+                <w:rFonts w:hint="cs"/>
+                <w:rtl/>
+                <w:lang w:bidi="fa-IR"/>
+              </w:rPr>
+              <w:t>۰.۵ * ۵۰</w:t>
+            </w:r>
+          </w:p>
+        </w:tc>
+      </w:tr>
+      <w:tr>
+        <w:tc>
+          <w:tcPr>
+            <w:tcW w:w="1870" w:type="dxa"/>
+          </w:tcPr>
+          <w:p>
+            <w:pPr>
+              <w:bidi/>
+              <w:jc w:val="left"/>
+              <w:rPr>
+                <w:rFonts w:hint="cs"/>
+                <w:rtl/>
+                <w:lang w:bidi="fa-IR"/>
+              </w:rPr>
+            </w:pPr>
+            <w:r>
+              <w:rPr>
+                <w:rFonts w:hint="cs"/>
+                <w:rtl/>
+                <w:lang w:bidi="fa-IR"/>
+              </w:rPr>
+              <w:t>استقبال کم در خرید محصول</w:t>
+            </w:r>
+          </w:p>
+        </w:tc>
+        <w:tc>
+          <w:tcPr>
+            <w:tcW w:w="1870" w:type="dxa"/>
+          </w:tcPr>
+          <w:p>
+            <w:pPr>
+              <w:bidi/>
+              <w:jc w:val="left"/>
+              <w:rPr>
+                <w:rFonts w:ascii="Calibri" w:hAnsi="Calibri" w:cs="Calibri"/>
+                <w:rtl/>
+                <w:lang w:bidi="fa-IR"/>
+              </w:rPr>
+            </w:pPr>
+            <w:r>
+              <w:rPr>
+                <w:rFonts w:ascii="Calibri" w:hAnsi="Calibri" w:cs="Calibri"/>
+                <w:lang w:bidi="fa-IR"/>
+              </w:rPr>
+              <w:t>BU</w:t>
+            </w:r>
+          </w:p>
+        </w:tc>
+        <w:tc>
+          <w:tcPr>
+            <w:tcW w:w="1870" w:type="dxa"/>
+          </w:tcPr>
+          <w:p>
+            <w:pPr>
+              <w:bidi/>
+              <w:jc w:val="left"/>
+              <w:rPr>
+                <w:rtl/>
+                <w:lang w:bidi="fa-IR"/>
+              </w:rPr>
+            </w:pPr>
+            <w:r>
+              <w:rPr>
+                <w:lang w:bidi="fa-IR"/>
+              </w:rPr>
+              <w:t>60%</w:t>
+            </w:r>
+          </w:p>
+        </w:tc>
+        <w:tc>
+          <w:tcPr>
+            <w:tcW w:w="1870" w:type="dxa"/>
+          </w:tcPr>
+          <w:p>
+            <w:pPr>
+              <w:bidi/>
+              <w:jc w:val="left"/>
+              <w:rPr>
+                <w:rtl/>
+                <w:lang w:bidi="fa-IR"/>
+              </w:rPr>
+            </w:pPr>
+            <w:r>
+              <w:rPr>
+                <w:lang w:bidi="fa-IR"/>
+              </w:rPr>
+              <w:t>5</w:t>
+            </w:r>
+          </w:p>
+        </w:tc>
+        <w:tc>
+          <w:tcPr>
+            <w:tcW w:w="1870" w:type="dxa"/>
+          </w:tcPr>
+          <w:p>
+            <w:pPr>
+              <w:bidi/>
+              <w:jc w:val="left"/>
+              <w:rPr>
+                <w:rtl/>
+                <w:lang w:bidi="fa-IR"/>
+              </w:rPr>
+            </w:pPr>
+            <w:r>
+              <w:rPr>
+                <w:rFonts w:hint="cs"/>
+                <w:rtl/>
+                <w:lang w:bidi="fa-IR"/>
+              </w:rPr>
+              <w:t>۰.۶ * ۵۰۰۰</w:t>
+            </w:r>
+          </w:p>
+        </w:tc>
+      </w:tr>
+      <w:tr>
+        <w:tc>
+          <w:tcPr>
+            <w:tcW w:w="1870" w:type="dxa"/>
+          </w:tcPr>
+          <w:p>
+            <w:pPr>
+              <w:bidi/>
+              <w:jc w:val="left"/>
+              <w:rPr>
+                <w:rFonts w:hint="cs"/>
+                <w:rtl/>
+                <w:lang w:bidi="fa-IR"/>
+              </w:rPr>
+            </w:pPr>
+            <w:r>
+              <w:rPr>
+                <w:rFonts w:hint="cs"/>
+                <w:rtl/>
+                <w:lang w:bidi="fa-IR"/>
+              </w:rPr>
+              <w:t>استفاده از ماسک در آسانسور</w:t>
+            </w:r>
+          </w:p>
+        </w:tc>
+        <w:tc>
+          <w:tcPr>
+            <w:tcW w:w="1870" w:type="dxa"/>
+          </w:tcPr>
+          <w:p>
+            <w:pPr>
+              <w:bidi/>
+              <w:jc w:val="left"/>
+              <w:rPr>
+                <w:rFonts w:ascii="Calibri" w:hAnsi="Calibri" w:cs="Calibri"/>
+                <w:rtl/>
+                <w:lang w:bidi="fa-IR"/>
+              </w:rPr>
+            </w:pPr>
+            <w:r>
+              <w:rPr>
+                <w:rFonts w:ascii="Calibri" w:hAnsi="Calibri" w:cs="Calibri"/>
+                <w:lang w:bidi="fa-IR"/>
+              </w:rPr>
+              <w:t>CU</w:t>
+            </w:r>
+          </w:p>
+        </w:tc>
+        <w:tc>
+          <w:tcPr>
+            <w:tcW w:w="1870" w:type="dxa"/>
+          </w:tcPr>
+          <w:p>
+            <w:pPr>
+              <w:bidi/>
+              <w:jc w:val="left"/>
+              <w:rPr>
+                <w:rtl/>
+                <w:lang w:bidi="fa-IR"/>
+              </w:rPr>
+            </w:pPr>
+            <w:r>
+              <w:rPr>
+                <w:lang w:bidi="fa-IR"/>
+              </w:rPr>
+              <w:t>10%</w:t>
+            </w:r>
+          </w:p>
+        </w:tc>
+        <w:tc>
+          <w:tcPr>
+            <w:tcW w:w="1870" w:type="dxa"/>
+          </w:tcPr>
+          <w:p>
+            <w:pPr>
+              <w:bidi/>
+              <w:jc w:val="left"/>
+              <w:rPr>
+                <w:rtl/>
+                <w:lang w:bidi="fa-IR"/>
+              </w:rPr>
+            </w:pPr>
+            <w:r>
+              <w:rPr>
+                <w:lang w:bidi="fa-IR"/>
+              </w:rPr>
+              <w:t>1</w:t>
+            </w:r>
+          </w:p>
+        </w:tc>
+        <w:tc>
+          <w:tcPr>
+            <w:tcW w:w="1870" w:type="dxa"/>
+          </w:tcPr>
+          <w:p>
+            <w:pPr>
+              <w:bidi/>
+              <w:jc w:val="left"/>
+              <w:rPr>
+                <w:rtl/>
+                <w:lang w:bidi="fa-IR"/>
+              </w:rPr>
+            </w:pPr>
+            <w:r>
+              <w:rPr>
+                <w:rFonts w:hint="cs"/>
+                <w:rtl/>
+                <w:lang w:bidi="fa-IR"/>
+              </w:rPr>
+              <w:t>۰.۱ * ۱۰</w:t>
+            </w:r>
+          </w:p>
+        </w:tc>
+      </w:tr>
+      <w:tr>
+        <w:tc>
+          <w:tcPr>
+            <w:tcW w:w="1870" w:type="dxa"/>
+          </w:tcPr>
+          <w:p>
+            <w:pPr>
+              <w:bidi/>
+              <w:jc w:val="left"/>
+              <w:rPr>
+                <w:rFonts w:hint="cs"/>
+                <w:rtl/>
+                <w:lang w:bidi="fa-IR"/>
+              </w:rPr>
+            </w:pPr>
+            <w:r>
+              <w:rPr>
+                <w:rFonts w:hint="cs"/>
+                <w:rtl/>
+                <w:lang w:bidi="fa-IR"/>
+              </w:rPr>
+              <w:t>قطع برق</w:t>
+            </w:r>
+          </w:p>
+        </w:tc>
+        <w:tc>
+          <w:tcPr>
+            <w:tcW w:w="1870" w:type="dxa"/>
+          </w:tcPr>
+          <w:p>
+            <w:pPr>
+              <w:bidi/>
+              <w:jc w:val="left"/>
+              <w:rPr>
+                <w:rFonts w:ascii="Calibri" w:hAnsi="Calibri" w:cs="Calibri"/>
+                <w:rtl/>
+                <w:lang w:bidi="fa-IR"/>
+              </w:rPr>
+            </w:pPr>
+            <w:r>
+              <w:rPr>
+                <w:rFonts w:ascii="Calibri" w:hAnsi="Calibri" w:cs="Calibri"/>
+                <w:lang w:bidi="fa-IR"/>
+              </w:rPr>
+              <w:t>CU</w:t>
+            </w:r>
+          </w:p>
+        </w:tc>
+        <w:tc>
+          <w:tcPr>
+            <w:tcW w:w="1870" w:type="dxa"/>
+          </w:tcPr>
+          <w:p>
+            <w:pPr>
+              <w:bidi/>
+              <w:jc w:val="left"/>
+              <w:rPr>
+                <w:rtl/>
+                <w:lang w:bidi="fa-IR"/>
+              </w:rPr>
+            </w:pPr>
+            <w:r>
+              <w:rPr>
+                <w:lang w:bidi="fa-IR"/>
+              </w:rPr>
+              <w:t>10%</w:t>
+            </w:r>
+          </w:p>
+        </w:tc>
+        <w:tc>
+          <w:tcPr>
+            <w:tcW w:w="1870" w:type="dxa"/>
+          </w:tcPr>
+          <w:p>
+            <w:pPr>
+              <w:bidi/>
+              <w:jc w:val="left"/>
+              <w:rPr>
+                <w:rtl/>
+                <w:lang w:bidi="fa-IR"/>
+              </w:rPr>
+            </w:pPr>
+            <w:r>
+              <w:rPr>
+                <w:lang w:bidi="fa-IR"/>
+              </w:rPr>
+              <w:t>1</w:t>
+            </w:r>
+          </w:p>
+        </w:tc>
+        <w:tc>
+          <w:tcPr>
+            <w:tcW w:w="1870" w:type="dxa"/>
+          </w:tcPr>
+          <w:p>
+            <w:pPr>
+              <w:bidi/>
+              <w:jc w:val="left"/>
+              <w:rPr>
+                <w:rtl/>
+                <w:lang w:bidi="fa-IR"/>
+              </w:rPr>
+            </w:pPr>
+            <w:r>
+              <w:rPr>
+                <w:rFonts w:hint="cs"/>
+                <w:rtl/>
+                <w:lang w:bidi="fa-IR"/>
+              </w:rPr>
+              <w:t>۰.۱ * ۱۰۰</w:t>
+            </w:r>
+          </w:p>
+        </w:tc>
+      </w:tr>
+    </w:tbl>
+    <w:p>
+      <w:pPr>
+        <w:bidi/>
+        <w:jc w:val="left"/>
+        <w:rPr>
+          <w:lang w:bidi="fa-IR"/>
+        </w:rPr>
+      </w:pPr>
+    </w:p>
+    <w:p>
+      <w:pPr>
+        <w:bidi/>
+        <w:rPr>
+          <w:rtl/>
+          <w:lang w:bidi="fa-IR"/>
+        </w:rPr>
+      </w:pPr>
+    </w:p>
+    <w:p>
+      <w:pPr>
+        <w:bidi/>
+        <w:rPr>
+          <w:rtl/>
+          <w:lang w:bidi="fa-IR"/>
+        </w:rPr>
+      </w:pPr>
+    </w:p>
+    <w:p>
+      <w:pPr>
+        <w:bidi/>
+        <w:rPr>
+          <w:rtl/>
+          <w:lang w:bidi="fa-IR"/>
+        </w:rPr>
+      </w:pPr>
+    </w:p>
+    <w:p>
+      <w:pPr>
+        <w:bidi/>
+        <w:rPr>
+          <w:rtl/>
+          <w:lang w:bidi="fa-IR"/>
+        </w:rPr>
+      </w:pPr>
+    </w:p>
+    <w:p>
+      <w:pPr>
+        <w:bidi/>
+        <w:rPr>
           <w:lang w:bidi="fa-IR"/>
         </w:rPr>
       </w:pPr>
@@ -411,6 +3431,471 @@
     </w:sectPr>
   </w:body>
 </w:document>
+</file>
+
+<file path=word/numbering.xml><?xml version="1.0" encoding="utf-8"?>
+<w:numbering xmlns:wpc="http://schemas.microsoft.com/office/word/2010/wordprocessingCanvas" xmlns:cx="http://schemas.microsoft.com/office/drawing/2014/chartex" xmlns:cx1="http://schemas.microsoft.com/office/drawing/2015/9/8/chartex" xmlns:cx2="http://schemas.microsoft.com/office/drawing/2015/10/21/chartex" xmlns:cx3="http://schemas.microsoft.com/office/drawing/2016/5/9/chartex" xmlns:cx4="http://schemas.microsoft.com/office/drawing/2016/5/10/chartex" xmlns:cx5="http://schemas.microsoft.com/office/drawing/2016/5/11/chartex" xmlns:cx6="http://schemas.microsoft.com/office/drawing/2016/5/12/chartex" xmlns:cx7="http://schemas.microsoft.com/office/drawing/2016/5/13/chartex" xmlns:cx8="http://schemas.microsoft.com/office/drawing/2016/5/14/chartex" xmlns:mc="http://schemas.openxmlformats.org/markup-compatibility/2006" xmlns:aink="http://schemas.microsoft.com/office/drawing/2016/ink" xmlns:am3d="http://schemas.microsoft.com/office/drawing/2017/model3d" xmlns:o="urn:schemas-microsoft-com:office:office" xmlns:oel="http://schemas.microsoft.com/office/2019/extlst" xmlns:r="http://schemas.openxmlformats.org/officeDocument/2006/relationships" xmlns:m="http://schemas.openxmlformats.org/officeDocument/2006/math" xmlns:v="urn:schemas-microsoft-com:vml" xmlns:wp14="http://schemas.microsoft.com/office/word/2010/wordprocessingDrawing" xmlns:wp="http://schemas.openxmlformats.org/drawingml/2006/wordprocessingDrawing" xmlns:w10="urn:schemas-microsoft-com:office:word" xmlns:w="http://schemas.openxmlformats.org/wordprocessingml/2006/main" xmlns:w14="http://schemas.microsoft.com/office/word/2010/wordml" xmlns:w15="http://schemas.microsoft.com/office/word/2012/wordml" xmlns:w16cex="http://schemas.microsoft.com/office/word/2018/wordml/cex" xmlns:w16cid="http://schemas.microsoft.com/office/word/2016/wordml/cid" xmlns:w16="http://schemas.microsoft.com/office/word/2018/wordml" xmlns:w16sdtdh="http://schemas.microsoft.com/office/word/2020/wordml/sdtdatahash" xmlns:w16se="http://schemas.microsoft.com/office/word/2015/wordml/symex" xmlns:wpg="http://schemas.microsoft.com/office/word/2010/wordprocessingGroup" xmlns:wpi="http://schemas.microsoft.com/office/word/2010/wordprocessingInk" xmlns:wne="http://schemas.microsoft.com/office/word/2006/wordml" xmlns:wps="http://schemas.microsoft.com/office/word/2010/wordprocessingShape" mc:Ignorable="w14 w15 w16se w16cid w16 w16cex w16sdtdh wp14">
+  <w:abstractNum w:abstractNumId="0" w15:restartNumberingAfterBreak="0">
+    <w:nsid w:val="07156B76"/>
+    <w:multiLevelType w:val="hybridMultilevel"/>
+    <w:tmpl w:val="13E207A6"/>
+    <w:lvl w:ilvl="0" w:tplc="97006A1C">
+      <w:start w:val="1"/>
+      <w:numFmt w:val="decimal"/>
+      <w:lvlText w:val="%1-"/>
+      <w:lvlJc w:val="left"/>
+      <w:pPr>
+        <w:ind w:left="720" w:hanging="360"/>
+      </w:pPr>
+      <w:rPr>
+        <w:rFonts w:hint="default"/>
+      </w:rPr>
+    </w:lvl>
+    <w:lvl w:ilvl="1" w:tplc="04090019" w:tentative="1">
+      <w:start w:val="1"/>
+      <w:numFmt w:val="lowerLetter"/>
+      <w:lvlText w:val="%2."/>
+      <w:lvlJc w:val="left"/>
+      <w:pPr>
+        <w:ind w:left="1440" w:hanging="360"/>
+      </w:pPr>
+    </w:lvl>
+    <w:lvl w:ilvl="2" w:tplc="0409001B" w:tentative="1">
+      <w:start w:val="1"/>
+      <w:numFmt w:val="lowerRoman"/>
+      <w:lvlText w:val="%3."/>
+      <w:lvlJc w:val="right"/>
+      <w:pPr>
+        <w:ind w:left="2160" w:hanging="180"/>
+      </w:pPr>
+    </w:lvl>
+    <w:lvl w:ilvl="3" w:tplc="0409000F" w:tentative="1">
+      <w:start w:val="1"/>
+      <w:numFmt w:val="decimal"/>
+      <w:lvlText w:val="%4."/>
+      <w:lvlJc w:val="left"/>
+      <w:pPr>
+        <w:ind w:left="2880" w:hanging="360"/>
+      </w:pPr>
+    </w:lvl>
+    <w:lvl w:ilvl="4" w:tplc="04090019" w:tentative="1">
+      <w:start w:val="1"/>
+      <w:numFmt w:val="lowerLetter"/>
+      <w:lvlText w:val="%5."/>
+      <w:lvlJc w:val="left"/>
+      <w:pPr>
+        <w:ind w:left="3600" w:hanging="360"/>
+      </w:pPr>
+    </w:lvl>
+    <w:lvl w:ilvl="5" w:tplc="0409001B" w:tentative="1">
+      <w:start w:val="1"/>
+      <w:numFmt w:val="lowerRoman"/>
+      <w:lvlText w:val="%6."/>
+      <w:lvlJc w:val="right"/>
+      <w:pPr>
+        <w:ind w:left="4320" w:hanging="180"/>
+      </w:pPr>
+    </w:lvl>
+    <w:lvl w:ilvl="6" w:tplc="0409000F" w:tentative="1">
+      <w:start w:val="1"/>
+      <w:numFmt w:val="decimal"/>
+      <w:lvlText w:val="%7."/>
+      <w:lvlJc w:val="left"/>
+      <w:pPr>
+        <w:ind w:left="5040" w:hanging="360"/>
+      </w:pPr>
+    </w:lvl>
+    <w:lvl w:ilvl="7" w:tplc="04090019" w:tentative="1">
+      <w:start w:val="1"/>
+      <w:numFmt w:val="lowerLetter"/>
+      <w:lvlText w:val="%8."/>
+      <w:lvlJc w:val="left"/>
+      <w:pPr>
+        <w:ind w:left="5760" w:hanging="360"/>
+      </w:pPr>
+    </w:lvl>
+    <w:lvl w:ilvl="8" w:tplc="0409001B" w:tentative="1">
+      <w:start w:val="1"/>
+      <w:numFmt w:val="lowerRoman"/>
+      <w:lvlText w:val="%9."/>
+      <w:lvlJc w:val="right"/>
+      <w:pPr>
+        <w:ind w:left="6480" w:hanging="180"/>
+      </w:pPr>
+    </w:lvl>
+  </w:abstractNum>
+  <w:abstractNum w:abstractNumId="1" w15:restartNumberingAfterBreak="0">
+    <w:nsid w:val="232A469D"/>
+    <w:multiLevelType w:val="hybridMultilevel"/>
+    <w:tmpl w:val="CB0885BA"/>
+    <w:lvl w:ilvl="0" w:tplc="1A7A0A12">
+      <w:start w:val="1"/>
+      <w:numFmt w:val="decimal"/>
+      <w:lvlText w:val="%1-"/>
+      <w:lvlJc w:val="left"/>
+      <w:pPr>
+        <w:ind w:left="720" w:hanging="360"/>
+      </w:pPr>
+      <w:rPr>
+        <w:rFonts w:hint="default"/>
+      </w:rPr>
+    </w:lvl>
+    <w:lvl w:ilvl="1" w:tplc="04090019" w:tentative="1">
+      <w:start w:val="1"/>
+      <w:numFmt w:val="lowerLetter"/>
+      <w:lvlText w:val="%2."/>
+      <w:lvlJc w:val="left"/>
+      <w:pPr>
+        <w:ind w:left="1440" w:hanging="360"/>
+      </w:pPr>
+    </w:lvl>
+    <w:lvl w:ilvl="2" w:tplc="0409001B" w:tentative="1">
+      <w:start w:val="1"/>
+      <w:numFmt w:val="lowerRoman"/>
+      <w:lvlText w:val="%3."/>
+      <w:lvlJc w:val="right"/>
+      <w:pPr>
+        <w:ind w:left="2160" w:hanging="180"/>
+      </w:pPr>
+    </w:lvl>
+    <w:lvl w:ilvl="3" w:tplc="0409000F" w:tentative="1">
+      <w:start w:val="1"/>
+      <w:numFmt w:val="decimal"/>
+      <w:lvlText w:val="%4."/>
+      <w:lvlJc w:val="left"/>
+      <w:pPr>
+        <w:ind w:left="2880" w:hanging="360"/>
+      </w:pPr>
+    </w:lvl>
+    <w:lvl w:ilvl="4" w:tplc="04090019" w:tentative="1">
+      <w:start w:val="1"/>
+      <w:numFmt w:val="lowerLetter"/>
+      <w:lvlText w:val="%5."/>
+      <w:lvlJc w:val="left"/>
+      <w:pPr>
+        <w:ind w:left="3600" w:hanging="360"/>
+      </w:pPr>
+    </w:lvl>
+    <w:lvl w:ilvl="5" w:tplc="0409001B" w:tentative="1">
+      <w:start w:val="1"/>
+      <w:numFmt w:val="lowerRoman"/>
+      <w:lvlText w:val="%6."/>
+      <w:lvlJc w:val="right"/>
+      <w:pPr>
+        <w:ind w:left="4320" w:hanging="180"/>
+      </w:pPr>
+    </w:lvl>
+    <w:lvl w:ilvl="6" w:tplc="0409000F" w:tentative="1">
+      <w:start w:val="1"/>
+      <w:numFmt w:val="decimal"/>
+      <w:lvlText w:val="%7."/>
+      <w:lvlJc w:val="left"/>
+      <w:pPr>
+        <w:ind w:left="5040" w:hanging="360"/>
+      </w:pPr>
+    </w:lvl>
+    <w:lvl w:ilvl="7" w:tplc="04090019" w:tentative="1">
+      <w:start w:val="1"/>
+      <w:numFmt w:val="lowerLetter"/>
+      <w:lvlText w:val="%8."/>
+      <w:lvlJc w:val="left"/>
+      <w:pPr>
+        <w:ind w:left="5760" w:hanging="360"/>
+      </w:pPr>
+    </w:lvl>
+    <w:lvl w:ilvl="8" w:tplc="0409001B" w:tentative="1">
+      <w:start w:val="1"/>
+      <w:numFmt w:val="lowerRoman"/>
+      <w:lvlText w:val="%9."/>
+      <w:lvlJc w:val="right"/>
+      <w:pPr>
+        <w:ind w:left="6480" w:hanging="180"/>
+      </w:pPr>
+    </w:lvl>
+  </w:abstractNum>
+  <w:abstractNum w:abstractNumId="2" w15:restartNumberingAfterBreak="0">
+    <w:nsid w:val="2F7B4E9D"/>
+    <w:multiLevelType w:val="hybridMultilevel"/>
+    <w:tmpl w:val="BE00B0F2"/>
+    <w:lvl w:ilvl="0" w:tplc="98021B2C">
+      <w:start w:val="1"/>
+      <w:numFmt w:val="decimal"/>
+      <w:lvlText w:val="%1-"/>
+      <w:lvlJc w:val="left"/>
+      <w:pPr>
+        <w:ind w:left="720" w:hanging="360"/>
+      </w:pPr>
+      <w:rPr>
+        <w:rFonts w:hint="default"/>
+      </w:rPr>
+    </w:lvl>
+    <w:lvl w:ilvl="1" w:tplc="04090019" w:tentative="1">
+      <w:start w:val="1"/>
+      <w:numFmt w:val="lowerLetter"/>
+      <w:lvlText w:val="%2."/>
+      <w:lvlJc w:val="left"/>
+      <w:pPr>
+        <w:ind w:left="1440" w:hanging="360"/>
+      </w:pPr>
+    </w:lvl>
+    <w:lvl w:ilvl="2" w:tplc="0409001B" w:tentative="1">
+      <w:start w:val="1"/>
+      <w:numFmt w:val="lowerRoman"/>
+      <w:lvlText w:val="%3."/>
+      <w:lvlJc w:val="right"/>
+      <w:pPr>
+        <w:ind w:left="2160" w:hanging="180"/>
+      </w:pPr>
+    </w:lvl>
+    <w:lvl w:ilvl="3" w:tplc="0409000F" w:tentative="1">
+      <w:start w:val="1"/>
+      <w:numFmt w:val="decimal"/>
+      <w:lvlText w:val="%4."/>
+      <w:lvlJc w:val="left"/>
+      <w:pPr>
+        <w:ind w:left="2880" w:hanging="360"/>
+      </w:pPr>
+    </w:lvl>
+    <w:lvl w:ilvl="4" w:tplc="04090019" w:tentative="1">
+      <w:start w:val="1"/>
+      <w:numFmt w:val="lowerLetter"/>
+      <w:lvlText w:val="%5."/>
+      <w:lvlJc w:val="left"/>
+      <w:pPr>
+        <w:ind w:left="3600" w:hanging="360"/>
+      </w:pPr>
+    </w:lvl>
+    <w:lvl w:ilvl="5" w:tplc="0409001B" w:tentative="1">
+      <w:start w:val="1"/>
+      <w:numFmt w:val="lowerRoman"/>
+      <w:lvlText w:val="%6."/>
+      <w:lvlJc w:val="right"/>
+      <w:pPr>
+        <w:ind w:left="4320" w:hanging="180"/>
+      </w:pPr>
+    </w:lvl>
+    <w:lvl w:ilvl="6" w:tplc="0409000F" w:tentative="1">
+      <w:start w:val="1"/>
+      <w:numFmt w:val="decimal"/>
+      <w:lvlText w:val="%7."/>
+      <w:lvlJc w:val="left"/>
+      <w:pPr>
+        <w:ind w:left="5040" w:hanging="360"/>
+      </w:pPr>
+    </w:lvl>
+    <w:lvl w:ilvl="7" w:tplc="04090019" w:tentative="1">
+      <w:start w:val="1"/>
+      <w:numFmt w:val="lowerLetter"/>
+      <w:lvlText w:val="%8."/>
+      <w:lvlJc w:val="left"/>
+      <w:pPr>
+        <w:ind w:left="5760" w:hanging="360"/>
+      </w:pPr>
+    </w:lvl>
+    <w:lvl w:ilvl="8" w:tplc="0409001B" w:tentative="1">
+      <w:start w:val="1"/>
+      <w:numFmt w:val="lowerRoman"/>
+      <w:lvlText w:val="%9."/>
+      <w:lvlJc w:val="right"/>
+      <w:pPr>
+        <w:ind w:left="6480" w:hanging="180"/>
+      </w:pPr>
+    </w:lvl>
+  </w:abstractNum>
+  <w:abstractNum w:abstractNumId="3" w15:restartNumberingAfterBreak="0">
+    <w:nsid w:val="66D430C2"/>
+    <w:multiLevelType w:val="hybridMultilevel"/>
+    <w:tmpl w:val="A2BED1E4"/>
+    <w:lvl w:ilvl="0" w:tplc="98E630E8">
+      <w:start w:val="1"/>
+      <w:numFmt w:val="decimal"/>
+      <w:lvlText w:val="%1-"/>
+      <w:lvlJc w:val="left"/>
+      <w:pPr>
+        <w:ind w:left="720" w:hanging="360"/>
+      </w:pPr>
+      <w:rPr>
+        <w:rFonts w:hint="default"/>
+      </w:rPr>
+    </w:lvl>
+    <w:lvl w:ilvl="1" w:tplc="04090019" w:tentative="1">
+      <w:start w:val="1"/>
+      <w:numFmt w:val="lowerLetter"/>
+      <w:lvlText w:val="%2."/>
+      <w:lvlJc w:val="left"/>
+      <w:pPr>
+        <w:ind w:left="1440" w:hanging="360"/>
+      </w:pPr>
+    </w:lvl>
+    <w:lvl w:ilvl="2" w:tplc="0409001B" w:tentative="1">
+      <w:start w:val="1"/>
+      <w:numFmt w:val="lowerRoman"/>
+      <w:lvlText w:val="%3."/>
+      <w:lvlJc w:val="right"/>
+      <w:pPr>
+        <w:ind w:left="2160" w:hanging="180"/>
+      </w:pPr>
+    </w:lvl>
+    <w:lvl w:ilvl="3" w:tplc="0409000F" w:tentative="1">
+      <w:start w:val="1"/>
+      <w:numFmt w:val="decimal"/>
+      <w:lvlText w:val="%4."/>
+      <w:lvlJc w:val="left"/>
+      <w:pPr>
+        <w:ind w:left="2880" w:hanging="360"/>
+      </w:pPr>
+    </w:lvl>
+    <w:lvl w:ilvl="4" w:tplc="04090019" w:tentative="1">
+      <w:start w:val="1"/>
+      <w:numFmt w:val="lowerLetter"/>
+      <w:lvlText w:val="%5."/>
+      <w:lvlJc w:val="left"/>
+      <w:pPr>
+        <w:ind w:left="3600" w:hanging="360"/>
+      </w:pPr>
+    </w:lvl>
+    <w:lvl w:ilvl="5" w:tplc="0409001B" w:tentative="1">
+      <w:start w:val="1"/>
+      <w:numFmt w:val="lowerRoman"/>
+      <w:lvlText w:val="%6."/>
+      <w:lvlJc w:val="right"/>
+      <w:pPr>
+        <w:ind w:left="4320" w:hanging="180"/>
+      </w:pPr>
+    </w:lvl>
+    <w:lvl w:ilvl="6" w:tplc="0409000F" w:tentative="1">
+      <w:start w:val="1"/>
+      <w:numFmt w:val="decimal"/>
+      <w:lvlText w:val="%7."/>
+      <w:lvlJc w:val="left"/>
+      <w:pPr>
+        <w:ind w:left="5040" w:hanging="360"/>
+      </w:pPr>
+    </w:lvl>
+    <w:lvl w:ilvl="7" w:tplc="04090019" w:tentative="1">
+      <w:start w:val="1"/>
+      <w:numFmt w:val="lowerLetter"/>
+      <w:lvlText w:val="%8."/>
+      <w:lvlJc w:val="left"/>
+      <w:pPr>
+        <w:ind w:left="5760" w:hanging="360"/>
+      </w:pPr>
+    </w:lvl>
+    <w:lvl w:ilvl="8" w:tplc="0409001B" w:tentative="1">
+      <w:start w:val="1"/>
+      <w:numFmt w:val="lowerRoman"/>
+      <w:lvlText w:val="%9."/>
+      <w:lvlJc w:val="right"/>
+      <w:pPr>
+        <w:ind w:left="6480" w:hanging="180"/>
+      </w:pPr>
+    </w:lvl>
+  </w:abstractNum>
+  <w:abstractNum w:abstractNumId="4" w15:restartNumberingAfterBreak="0">
+    <w:nsid w:val="79882C5E"/>
+    <w:multiLevelType w:val="hybridMultilevel"/>
+    <w:tmpl w:val="C4BAAEDA"/>
+    <w:lvl w:ilvl="0" w:tplc="531001F0">
+      <w:start w:val="1"/>
+      <w:numFmt w:val="decimalFullWidth"/>
+      <w:lvlText w:val="%1-"/>
+      <w:lvlJc w:val="left"/>
+      <w:pPr>
+        <w:ind w:left="720" w:hanging="360"/>
+      </w:pPr>
+      <w:rPr>
+        <w:rFonts w:hint="default"/>
+      </w:rPr>
+    </w:lvl>
+    <w:lvl w:ilvl="1" w:tplc="04090019" w:tentative="1">
+      <w:start w:val="1"/>
+      <w:numFmt w:val="lowerLetter"/>
+      <w:lvlText w:val="%2."/>
+      <w:lvlJc w:val="left"/>
+      <w:pPr>
+        <w:ind w:left="1440" w:hanging="360"/>
+      </w:pPr>
+    </w:lvl>
+    <w:lvl w:ilvl="2" w:tplc="0409001B" w:tentative="1">
+      <w:start w:val="1"/>
+      <w:numFmt w:val="lowerRoman"/>
+      <w:lvlText w:val="%3."/>
+      <w:lvlJc w:val="right"/>
+      <w:pPr>
+        <w:ind w:left="2160" w:hanging="180"/>
+      </w:pPr>
+    </w:lvl>
+    <w:lvl w:ilvl="3" w:tplc="0409000F" w:tentative="1">
+      <w:start w:val="1"/>
+      <w:numFmt w:val="decimal"/>
+      <w:lvlText w:val="%4."/>
+      <w:lvlJc w:val="left"/>
+      <w:pPr>
+        <w:ind w:left="2880" w:hanging="360"/>
+      </w:pPr>
+    </w:lvl>
+    <w:lvl w:ilvl="4" w:tplc="04090019" w:tentative="1">
+      <w:start w:val="1"/>
+      <w:numFmt w:val="lowerLetter"/>
+      <w:lvlText w:val="%5."/>
+      <w:lvlJc w:val="left"/>
+      <w:pPr>
+        <w:ind w:left="3600" w:hanging="360"/>
+      </w:pPr>
+    </w:lvl>
+    <w:lvl w:ilvl="5" w:tplc="0409001B" w:tentative="1">
+      <w:start w:val="1"/>
+      <w:numFmt w:val="lowerRoman"/>
+      <w:lvlText w:val="%6."/>
+      <w:lvlJc w:val="right"/>
+      <w:pPr>
+        <w:ind w:left="4320" w:hanging="180"/>
+      </w:pPr>
+    </w:lvl>
+    <w:lvl w:ilvl="6" w:tplc="0409000F" w:tentative="1">
+      <w:start w:val="1"/>
+      <w:numFmt w:val="decimal"/>
+      <w:lvlText w:val="%7."/>
+      <w:lvlJc w:val="left"/>
+      <w:pPr>
+        <w:ind w:left="5040" w:hanging="360"/>
+      </w:pPr>
+    </w:lvl>
+    <w:lvl w:ilvl="7" w:tplc="04090019" w:tentative="1">
+      <w:start w:val="1"/>
+      <w:numFmt w:val="lowerLetter"/>
+      <w:lvlText w:val="%8."/>
+      <w:lvlJc w:val="left"/>
+      <w:pPr>
+        <w:ind w:left="5760" w:hanging="360"/>
+      </w:pPr>
+    </w:lvl>
+    <w:lvl w:ilvl="8" w:tplc="0409001B" w:tentative="1">
+      <w:start w:val="1"/>
+      <w:numFmt w:val="lowerRoman"/>
+      <w:lvlText w:val="%9."/>
+      <w:lvlJc w:val="right"/>
+      <w:pPr>
+        <w:ind w:left="6480" w:hanging="180"/>
+      </w:pPr>
+    </w:lvl>
+  </w:abstractNum>
+  <w:num w:numId="1" w16cid:durableId="1117412368">
+    <w:abstractNumId w:val="4"/>
+  </w:num>
+  <w:num w:numId="2" w16cid:durableId="53742103">
+    <w:abstractNumId w:val="3"/>
+  </w:num>
+  <w:num w:numId="3" w16cid:durableId="1354527021">
+    <w:abstractNumId w:val="1"/>
+  </w:num>
+  <w:num w:numId="4" w16cid:durableId="1913853104">
+    <w:abstractNumId w:val="2"/>
+  </w:num>
+  <w:num w:numId="5" w16cid:durableId="539511510">
+    <w:abstractNumId w:val="0"/>
+  </w:num>
+</w:numbering>
 </file>
 
 <file path=word/styles.xml><?xml version="1.0" encoding="utf-8"?>
@@ -926,6 +4411,36 @@
       <w:szCs w:val="32"/>
     </w:rPr>
   </w:style>
+  <w:style w:type="table" w:styleId="TableGrid">
+    <w:name w:val="Table Grid"/>
+    <w:basedOn w:val="TableNormal"/>
+    <w:uiPriority w:val="39"/>
+    <w:rsid w:val="00FB47B3"/>
+    <w:pPr>
+      <w:spacing w:after="0" w:line="240" w:lineRule="auto"/>
+    </w:pPr>
+    <w:tblPr>
+      <w:tblBorders>
+        <w:top w:val="single" w:sz="4" w:space="0" w:color="auto"/>
+        <w:left w:val="single" w:sz="4" w:space="0" w:color="auto"/>
+        <w:bottom w:val="single" w:sz="4" w:space="0" w:color="auto"/>
+        <w:right w:val="single" w:sz="4" w:space="0" w:color="auto"/>
+        <w:insideH w:val="single" w:sz="4" w:space="0" w:color="auto"/>
+        <w:insideV w:val="single" w:sz="4" w:space="0" w:color="auto"/>
+      </w:tblBorders>
+    </w:tblPr>
+  </w:style>
+  <w:style w:type="paragraph" w:styleId="ListParagraph">
+    <w:name w:val="List Paragraph"/>
+    <w:basedOn w:val="Normal"/>
+    <w:uiPriority w:val="34"/>
+    <w:qFormat/>
+    <w:rsid w:val="00580689"/>
+    <w:pPr>
+      <w:ind w:left="720"/>
+      <w:contextualSpacing/>
+    </w:pPr>
+  </w:style>
 </w:styles>
 </file>
 

--- a/مهندسی نرمافزار/پروژه.docx
+++ b/مهندسی نرمافزار/پروژه.docx
@@ -1492,7 +1492,6 @@
               <w:bidi/>
               <w:jc w:val="left"/>
               <w:rPr>
-                <w:rFonts w:hint="cs"/>
                 <w:rtl/>
                 <w:lang w:bidi="fa-IR"/>
               </w:rPr>
@@ -1516,7 +1515,6 @@
               <w:bidi/>
               <w:jc w:val="left"/>
               <w:rPr>
-                <w:rFonts w:hint="cs"/>
                 <w:rtl/>
                 <w:lang w:bidi="fa-IR"/>
               </w:rPr>
@@ -1540,7 +1538,6 @@
               <w:bidi/>
               <w:jc w:val="left"/>
               <w:rPr>
-                <w:rFonts w:hint="cs"/>
                 <w:rtl/>
                 <w:lang w:bidi="fa-IR"/>
               </w:rPr>
@@ -1564,7 +1561,6 @@
               <w:bidi/>
               <w:jc w:val="left"/>
               <w:rPr>
-                <w:rFonts w:hint="cs"/>
                 <w:rtl/>
                 <w:lang w:bidi="fa-IR"/>
               </w:rPr>
@@ -1588,7 +1584,6 @@
               <w:bidi/>
               <w:jc w:val="left"/>
               <w:rPr>
-                <w:rFonts w:hint="cs"/>
                 <w:rtl/>
                 <w:lang w:bidi="fa-IR"/>
               </w:rPr>
@@ -1612,7 +1607,6 @@
               <w:bidi/>
               <w:jc w:val="left"/>
               <w:rPr>
-                <w:rFonts w:hint="cs"/>
                 <w:rtl/>
                 <w:lang w:bidi="fa-IR"/>
               </w:rPr>
@@ -1636,7 +1630,6 @@
               <w:bidi/>
               <w:jc w:val="left"/>
               <w:rPr>
-                <w:rFonts w:hint="cs"/>
                 <w:rtl/>
                 <w:lang w:bidi="fa-IR"/>
               </w:rPr>
@@ -1982,78 +1975,7 @@
     <w:p>
       <w:pPr>
         <w:bidi/>
-        <w:jc w:val="left"/>
-        <w:rPr>
-          <w:rtl/>
-          <w:lang w:bidi="fa-IR"/>
-        </w:rPr>
-      </w:pPr>
-    </w:p>
-    <w:p>
-      <w:pPr>
-        <w:bidi/>
-        <w:rPr>
-          <w:rtl/>
-          <w:lang w:bidi="fa-IR"/>
-        </w:rPr>
-      </w:pPr>
-    </w:p>
-    <w:p>
-      <w:pPr>
-        <w:bidi/>
-        <w:rPr>
-          <w:rtl/>
-          <w:lang w:bidi="fa-IR"/>
-        </w:rPr>
-      </w:pPr>
-    </w:p>
-    <w:p>
-      <w:pPr>
-        <w:bidi/>
-        <w:rPr>
-          <w:rtl/>
-          <w:lang w:bidi="fa-IR"/>
-        </w:rPr>
-      </w:pPr>
-    </w:p>
-    <w:p>
-      <w:pPr>
-        <w:bidi/>
-        <w:rPr>
-          <w:rtl/>
-          <w:lang w:bidi="fa-IR"/>
-        </w:rPr>
-      </w:pPr>
-    </w:p>
-    <w:p>
-      <w:pPr>
-        <w:bidi/>
-        <w:rPr>
-          <w:rtl/>
-          <w:lang w:bidi="fa-IR"/>
-        </w:rPr>
-      </w:pPr>
-    </w:p>
-    <w:p>
-      <w:pPr>
-        <w:jc w:val="left"/>
-        <w:rPr>
-          <w:rtl/>
-          <w:lang w:bidi="fa-IR"/>
-        </w:rPr>
-      </w:pPr>
-      <w:r>
-        <w:rPr>
-          <w:rtl/>
-          <w:lang w:bidi="fa-IR"/>
-        </w:rPr>
-        <w:br w:type="page"/>
-      </w:r>
-    </w:p>
-    <w:p>
-      <w:pPr>
-        <w:bidi/>
-        <w:jc w:val="left"/>
+        <w:jc w:val="both"/>
         <w:rPr>
           <w:rtl/>
           <w:lang w:bidi="fa-IR"/>
@@ -2065,7 +1987,124 @@
           <w:rtl/>
           <w:lang w:bidi="fa-IR"/>
         </w:rPr>
-        <w:lastRenderedPageBreak/>
+        <w:t>ریشه یابی خطاها:‌</w:t>
+      </w:r>
+    </w:p>
+    <w:p>
+      <w:pPr>
+        <w:bidi/>
+        <w:jc w:val="both"/>
+        <w:rPr>
+          <w:rtl/>
+          <w:lang w:bidi="fa-IR"/>
+        </w:rPr>
+      </w:pPr>
+      <w:r>
+        <w:rPr>
+          <w:rFonts w:hint="cs"/>
+          <w:rtl/>
+          <w:lang w:bidi="fa-IR"/>
+        </w:rPr>
+        <w:t>همانطور که در جدل بالا مشاده میکنیم بیشترین خطا ها برای سه بخش:‌ اتصال برنامه به دیتا بیس و ساخت دیتاست مورد نیاز و همچنین در اتصالا سیستم عصبی به دوربین بوده است. از خطا های زیاد در این قسمت ها میتوان فهمید که تیم توسعه تجربه کافی برای پروژه رو ندارند و این موضوع در پروژه های دانشبنیان، عادی طلقی میشود. برای جبران این خلع ایجاد شده میتوان از راهکار های زیر استفاده کرد:</w:t>
+      </w:r>
+    </w:p>
+    <w:p>
+      <w:pPr>
+        <w:pStyle w:val="ListParagraph"/>
+        <w:numPr>
+          <w:ilvl w:val="0"/>
+          <w:numId w:val="6"/>
+        </w:numPr>
+        <w:bidi/>
+        <w:jc w:val="both"/>
+        <w:rPr>
+          <w:rFonts w:ascii="Calibri" w:hAnsi="Calibri" w:cs="Calibri"/>
+          <w:lang w:bidi="fa-IR"/>
+        </w:rPr>
+      </w:pPr>
+      <w:r>
+        <w:rPr>
+          <w:rFonts w:ascii="Calibri" w:hAnsi="Calibri" w:cs="Calibri" w:hint="cs"/>
+          <w:rtl/>
+          <w:lang w:bidi="fa-IR"/>
+        </w:rPr>
+        <w:t>مشکل خطا در اتصال برنامه به دیتابیس:‌ استفاده از یک فرد با تجربه بیشتر بعنوان مشاور که در کنار تیم قرار دارد و مشکلات تیم رو در این مسئله رفع میکند.</w:t>
+      </w:r>
+    </w:p>
+    <w:p>
+      <w:pPr>
+        <w:pStyle w:val="ListParagraph"/>
+        <w:numPr>
+          <w:ilvl w:val="0"/>
+          <w:numId w:val="6"/>
+        </w:numPr>
+        <w:bidi/>
+        <w:jc w:val="both"/>
+        <w:rPr>
+          <w:rFonts w:ascii="Calibri" w:hAnsi="Calibri" w:cs="Calibri"/>
+          <w:lang w:bidi="fa-IR"/>
+        </w:rPr>
+      </w:pPr>
+      <w:r>
+        <w:rPr>
+          <w:rFonts w:ascii="Calibri" w:hAnsi="Calibri" w:cs="Calibri" w:hint="cs"/>
+          <w:rtl/>
+          <w:lang w:bidi="fa-IR"/>
+        </w:rPr>
+        <w:t>مشکل ساخت دیتاست: برای این مشکل میتوان از دیتاست هایی که از قبل برای سیستم های تشخیص چهره طراحی شده، استفاده کرد. این کار هم باعث صرفه جویی در وقت و هم بهبود چشم گیر دقت سیستم میشود.</w:t>
+      </w:r>
+    </w:p>
+    <w:p>
+      <w:pPr>
+        <w:pStyle w:val="ListParagraph"/>
+        <w:numPr>
+          <w:ilvl w:val="0"/>
+          <w:numId w:val="6"/>
+        </w:numPr>
+        <w:bidi/>
+        <w:jc w:val="both"/>
+        <w:rPr>
+          <w:rFonts w:ascii="Calibri" w:hAnsi="Calibri" w:cs="Calibri"/>
+          <w:lang w:bidi="fa-IR"/>
+        </w:rPr>
+      </w:pPr>
+      <w:r>
+        <w:rPr>
+          <w:rFonts w:ascii="Calibri" w:hAnsi="Calibri" w:cs="Calibri" w:hint="cs"/>
+          <w:rtl/>
+          <w:lang w:bidi="fa-IR"/>
+        </w:rPr>
+        <w:t>مشکل اتصال شبکه عصبی به دوربین:‌ این مسئله از دو زاویه باید بررسی شود. یک تیم برنامه نویسی، دو تیم سخت افزار. برای رفع این مشکل باز هم نیاز به فردی با تجربه بالا هست.</w:t>
+      </w:r>
+    </w:p>
+    <w:p>
+      <w:pPr>
+        <w:bidi/>
+        <w:ind w:left="360"/>
+        <w:jc w:val="both"/>
+        <w:rPr>
+          <w:rFonts w:ascii="Calibri" w:hAnsi="Calibri" w:cs="Calibri"/>
+          <w:lang w:bidi="fa-IR"/>
+        </w:rPr>
+      </w:pPr>
+    </w:p>
+    <w:p>
+      <w:pPr>
+        <w:bidi/>
+        <w:ind w:left="360"/>
+        <w:jc w:val="both"/>
+        <w:rPr>
+          <w:rFonts w:ascii="Calibri" w:hAnsi="Calibri" w:cs="Calibri"/>
+          <w:rtl/>
+          <w:lang w:bidi="fa-IR"/>
+        </w:rPr>
+      </w:pPr>
+      <w:r>
+        <w:rPr>
+          <w:rFonts w:hint="cs"/>
+          <w:rtl/>
+          <w:lang w:bidi="fa-IR"/>
+        </w:rPr>
         <w:t>نمودار استخوان ماهی برای سیستم تشخیص چهره آسانسور هوشمند</w:t>
       </w:r>
     </w:p>
@@ -2099,7 +2138,7 @@
                     <pic:cNvPicPr/>
                   </pic:nvPicPr>
                   <pic:blipFill>
-                    <a:blip r:embed="rId5">
+                    <a:blip r:embed="rId6">
                       <a:extLst>
                         <a:ext uri="{28A0092B-C50C-407E-A947-70E740481C1C}">
                           <a14:useLocalDpi xmlns:a14="http://schemas.microsoft.com/office/drawing/2010/main" val="0"/>
@@ -2347,7 +2386,6 @@
               <w:bidi/>
               <w:jc w:val="left"/>
               <w:rPr>
-                <w:rFonts w:hint="cs"/>
                 <w:rtl/>
                 <w:lang w:bidi="fa-IR"/>
               </w:rPr>
@@ -2446,7 +2484,6 @@
               <w:bidi/>
               <w:jc w:val="left"/>
               <w:rPr>
-                <w:rFonts w:hint="cs"/>
                 <w:rtl/>
                 <w:lang w:bidi="fa-IR"/>
               </w:rPr>
@@ -2922,7 +2959,6 @@
               <w:bidi/>
               <w:jc w:val="left"/>
               <w:rPr>
-                <w:rFonts w:hint="cs"/>
                 <w:rtl/>
                 <w:lang w:bidi="fa-IR"/>
               </w:rPr>
@@ -3037,7 +3073,6 @@
               <w:bidi/>
               <w:jc w:val="left"/>
               <w:rPr>
-                <w:rFonts w:hint="cs"/>
                 <w:rtl/>
                 <w:lang w:bidi="fa-IR"/>
               </w:rPr>
@@ -3151,7 +3186,6 @@
               <w:bidi/>
               <w:jc w:val="left"/>
               <w:rPr>
-                <w:rFonts w:hint="cs"/>
                 <w:rtl/>
                 <w:lang w:bidi="fa-IR"/>
               </w:rPr>
@@ -3265,7 +3299,6 @@
               <w:bidi/>
               <w:jc w:val="left"/>
               <w:rPr>
-                <w:rFonts w:hint="cs"/>
                 <w:rtl/>
                 <w:lang w:bidi="fa-IR"/>
               </w:rPr>
@@ -3419,9 +3452,431 @@
       <w:pPr>
         <w:bidi/>
         <w:rPr>
-          <w:lang w:bidi="fa-IR"/>
-        </w:rPr>
-      </w:pPr>
+          <w:rtl/>
+          <w:lang w:bidi="fa-IR"/>
+        </w:rPr>
+      </w:pPr>
+    </w:p>
+    <w:p>
+      <w:pPr>
+        <w:jc w:val="left"/>
+        <w:rPr>
+          <w:rtl/>
+          <w:lang w:bidi="fa-IR"/>
+        </w:rPr>
+      </w:pPr>
+      <w:r>
+        <w:rPr>
+          <w:rtl/>
+          <w:lang w:bidi="fa-IR"/>
+        </w:rPr>
+        <w:br w:type="page"/>
+      </w:r>
+    </w:p>
+    <w:p>
+      <w:pPr>
+        <w:bidi/>
+        <w:jc w:val="left"/>
+        <w:rPr>
+          <w:rtl/>
+          <w:lang w:bidi="fa-IR"/>
+        </w:rPr>
+      </w:pPr>
+      <w:r>
+        <w:rPr>
+          <w:rFonts w:hint="cs"/>
+          <w:rtl/>
+          <w:lang w:bidi="fa-IR"/>
+        </w:rPr>
+        <w:lastRenderedPageBreak/>
+        <w:t>اصل پارتو</w:t>
+      </w:r>
+    </w:p>
+    <w:p>
+      <w:pPr>
+        <w:bidi/>
+        <w:jc w:val="left"/>
+        <w:rPr>
+          <w:rtl/>
+          <w:lang w:bidi="fa-IR"/>
+        </w:rPr>
+      </w:pPr>
+      <w:r>
+        <w:rPr>
+          <w:rFonts w:hint="cs"/>
+          <w:rtl/>
+          <w:lang w:bidi="fa-IR"/>
+        </w:rPr>
+        <w:t>در قسمت خرابی های موجود در پروژه ما بیشترین خطا ها رو در سه بخش (</w:t>
+      </w:r>
+      <w:r>
+        <w:rPr>
+          <w:rFonts w:hint="cs"/>
+          <w:rtl/>
+          <w:lang w:bidi="fa-IR"/>
+        </w:rPr>
+        <w:t>اتصال برنامه به دیتا بیس</w:t>
+      </w:r>
+      <w:r>
+        <w:rPr>
+          <w:rFonts w:hint="cs"/>
+          <w:rtl/>
+          <w:lang w:bidi="fa-IR"/>
+        </w:rPr>
+        <w:t xml:space="preserve">، </w:t>
+      </w:r>
+      <w:r>
+        <w:rPr>
+          <w:rFonts w:hint="cs"/>
+          <w:rtl/>
+          <w:lang w:bidi="fa-IR"/>
+        </w:rPr>
+        <w:t>ساخت دیتاست مورد نیاز و همچنین در اتصالا سیستم عصبی به دوربین</w:t>
+      </w:r>
+      <w:r>
+        <w:rPr>
+          <w:rFonts w:hint="cs"/>
+          <w:rtl/>
+          <w:lang w:bidi="fa-IR"/>
+        </w:rPr>
+        <w:t>) که با ریشه یابی این سه متوجه شدیم که دو دلیل اصلی برای بروز این خطا ها بود. نداشتن تجربه کافی تیم و نداشتن امکانات کافی، با رفع این دو میتوان تا حد خوبی امنیت موفقیت پروژه رو تا حد خوبی بالا برد. برای مورد اول ذکر شده تصمیم به این شد که فردی که در زمینه پروژه های دانشبنیان تجربه بالایی دارد بعنوان مشاور به تیم توسعه اضافه شود. وجود همچین فردی در تیم هم باعث سرعت گرفتن پروژه و هم کم شدن خطا ها در برنامه شود. برای مورد دوم یعنی کمبود امکانات ایده مورد بررسی استفاده از اسپانسر هست ولی برای اینکه بتوان تیم اسپانسر داشته باشد باید اول یک مدل اولیه از برنامه ساخته شود و سپس میتوان با شرکت های آسانسور سازی وارد مذاکره شد. در حال حاضر باید تا جایی که میشه از همکانات موجود استفاده کرد و از منابع رایگان استفاده کرد.</w:t>
+      </w:r>
+    </w:p>
+    <w:p>
+      <w:pPr>
+        <w:bidi/>
+        <w:jc w:val="left"/>
+        <w:rPr>
+          <w:rtl/>
+          <w:lang w:bidi="fa-IR"/>
+        </w:rPr>
+      </w:pPr>
+      <w:r>
+        <w:rPr>
+          <w:rFonts w:hint="cs"/>
+          <w:rtl/>
+          <w:lang w:bidi="fa-IR"/>
+        </w:rPr>
+        <w:t>با رفع این دو موضوع، چیزی حدود هشتاد در صد مشکلات تیم برطرف میشود.</w:t>
+      </w:r>
+    </w:p>
+    <w:p>
+      <w:pPr>
+        <w:jc w:val="left"/>
+        <w:rPr>
+          <w:rtl/>
+          <w:lang w:bidi="fa-IR"/>
+        </w:rPr>
+      </w:pPr>
+      <w:r>
+        <w:rPr>
+          <w:rtl/>
+          <w:lang w:bidi="fa-IR"/>
+        </w:rPr>
+        <w:br w:type="page"/>
+      </w:r>
+    </w:p>
+    <w:p>
+      <w:pPr>
+        <w:bidi/>
+        <w:jc w:val="left"/>
+        <w:rPr>
+          <w:rFonts w:asciiTheme="minorHAnsi" w:hAnsiTheme="minorHAnsi"/>
+          <w:rtl/>
+          <w:lang w:bidi="fa-IR"/>
+        </w:rPr>
+      </w:pPr>
+      <w:r>
+        <w:rPr>
+          <w:rFonts w:asciiTheme="minorHAnsi" w:hAnsiTheme="minorHAnsi" w:hint="cs"/>
+          <w:rtl/>
+          <w:lang w:bidi="fa-IR"/>
+        </w:rPr>
+        <w:lastRenderedPageBreak/>
+        <w:t xml:space="preserve">شمای کلی پروژه و کانتکس دیاگرام </w:t>
+      </w:r>
+    </w:p>
+    <w:p>
+      <w:pPr>
+        <w:bidi/>
+        <w:jc w:val="left"/>
+        <w:rPr>
+          <w:rFonts w:asciiTheme="minorHAnsi" w:hAnsiTheme="minorHAnsi"/>
+          <w:rtl/>
+          <w:lang w:bidi="fa-IR"/>
+        </w:rPr>
+      </w:pPr>
+      <w:r>
+        <w:rPr>
+          <w:rFonts w:asciiTheme="minorHAnsi" w:hAnsiTheme="minorHAnsi" w:hint="cs"/>
+          <w:rtl/>
+          <w:lang w:bidi="fa-IR"/>
+        </w:rPr>
+        <w:t>نمودار سطح یک پروژه:</w:t>
+      </w:r>
+    </w:p>
+    <w:p>
+      <w:pPr>
+        <w:bidi/>
+        <w:jc w:val="left"/>
+        <w:rPr>
+          <w:rFonts w:asciiTheme="minorHAnsi" w:hAnsiTheme="minorHAnsi"/>
+          <w:rtl/>
+          <w:lang w:bidi="fa-IR"/>
+        </w:rPr>
+      </w:pPr>
+      <w:r>
+        <w:rPr>
+          <w:noProof/>
+        </w:rPr>
+        <w:drawing>
+          <wp:inline distT="0" distB="0" distL="0" distR="0" wp14:anchorId="48FEBCD5" wp14:editId="63A0EBF9">
+            <wp:extent cx="5943600" cy="3568065"/>
+            <wp:effectExtent l="0" t="0" r="0" b="0"/>
+            <wp:docPr id="818377268" name="Picture 2"/>
+            <wp:cNvGraphicFramePr>
+              <a:graphicFrameLocks xmlns:a="http://schemas.openxmlformats.org/drawingml/2006/main" noChangeAspect="1"/>
+            </wp:cNvGraphicFramePr>
+            <a:graphic xmlns:a="http://schemas.openxmlformats.org/drawingml/2006/main">
+              <a:graphicData uri="http://schemas.openxmlformats.org/drawingml/2006/picture">
+                <pic:pic xmlns:pic="http://schemas.openxmlformats.org/drawingml/2006/picture">
+                  <pic:nvPicPr>
+                    <pic:cNvPr id="0" name="Picture 3"/>
+                    <pic:cNvPicPr>
+                      <a:picLocks noChangeAspect="1" noChangeArrowheads="1"/>
+                    </pic:cNvPicPr>
+                  </pic:nvPicPr>
+                  <pic:blipFill>
+                    <a:blip r:embed="rId7">
+                      <a:extLst>
+                        <a:ext uri="{28A0092B-C50C-407E-A947-70E740481C1C}">
+                          <a14:useLocalDpi xmlns:a14="http://schemas.microsoft.com/office/drawing/2010/main" val="0"/>
+                        </a:ext>
+                      </a:extLst>
+                    </a:blip>
+                    <a:srcRect/>
+                    <a:stretch>
+                      <a:fillRect/>
+                    </a:stretch>
+                  </pic:blipFill>
+                  <pic:spPr bwMode="auto">
+                    <a:xfrm>
+                      <a:off x="0" y="0"/>
+                      <a:ext cx="5943600" cy="3568065"/>
+                    </a:xfrm>
+                    <a:prstGeom prst="rect">
+                      <a:avLst/>
+                    </a:prstGeom>
+                    <a:noFill/>
+                    <a:ln>
+                      <a:noFill/>
+                    </a:ln>
+                  </pic:spPr>
+                </pic:pic>
+              </a:graphicData>
+            </a:graphic>
+          </wp:inline>
+        </w:drawing>
+      </w:r>
+      <w:r>
+        <w:rPr>
+          <w:rFonts w:asciiTheme="minorHAnsi" w:hAnsiTheme="minorHAnsi" w:hint="cs"/>
+          <w:rtl/>
+          <w:lang w:bidi="fa-IR"/>
+        </w:rPr>
+        <w:t xml:space="preserve"> </w:t>
+      </w:r>
+    </w:p>
+    <w:p>
+      <w:pPr>
+        <w:jc w:val="left"/>
+        <w:rPr>
+          <w:rFonts w:asciiTheme="minorHAnsi" w:hAnsiTheme="minorHAnsi"/>
+          <w:rtl/>
+          <w:lang w:bidi="fa-IR"/>
+        </w:rPr>
+      </w:pPr>
+      <w:r>
+        <w:rPr>
+          <w:rFonts w:asciiTheme="minorHAnsi" w:hAnsiTheme="minorHAnsi"/>
+          <w:rtl/>
+          <w:lang w:bidi="fa-IR"/>
+        </w:rPr>
+        <w:br w:type="page"/>
+      </w:r>
+    </w:p>
+    <w:p>
+      <w:pPr>
+        <w:bidi/>
+        <w:jc w:val="both"/>
+        <w:rPr>
+          <w:rFonts w:asciiTheme="minorHAnsi" w:hAnsiTheme="minorHAnsi"/>
+          <w:rtl/>
+          <w:lang w:bidi="fa-IR"/>
+        </w:rPr>
+      </w:pPr>
+      <w:r>
+        <w:rPr>
+          <w:rFonts w:hint="cs"/>
+          <w:noProof/>
+          <w:rtl/>
+        </w:rPr>
+        <w:lastRenderedPageBreak/>
+        <w:t>نمودار سطح دو برای شبکه عصبی تشخیص چهره:</w:t>
+      </w:r>
+    </w:p>
+    <w:p>
+      <w:pPr>
+        <w:bidi/>
+        <w:jc w:val="both"/>
+        <w:rPr>
+          <w:noProof/>
+          <w:rtl/>
+        </w:rPr>
+      </w:pPr>
+      <w:r>
+        <w:rPr>
+          <w:noProof/>
+        </w:rPr>
+        <w:drawing>
+          <wp:inline distT="0" distB="0" distL="0" distR="0" wp14:anchorId="07CDD069" wp14:editId="1DCA55EF">
+            <wp:extent cx="5943600" cy="3504565"/>
+            <wp:effectExtent l="0" t="0" r="0" b="635"/>
+            <wp:docPr id="1551317862" name="Picture 4"/>
+            <wp:cNvGraphicFramePr>
+              <a:graphicFrameLocks xmlns:a="http://schemas.openxmlformats.org/drawingml/2006/main" noChangeAspect="1"/>
+            </wp:cNvGraphicFramePr>
+            <a:graphic xmlns:a="http://schemas.openxmlformats.org/drawingml/2006/main">
+              <a:graphicData uri="http://schemas.openxmlformats.org/drawingml/2006/picture">
+                <pic:pic xmlns:pic="http://schemas.openxmlformats.org/drawingml/2006/picture">
+                  <pic:nvPicPr>
+                    <pic:cNvPr id="0" name="Picture 10"/>
+                    <pic:cNvPicPr>
+                      <a:picLocks noChangeAspect="1" noChangeArrowheads="1"/>
+                    </pic:cNvPicPr>
+                  </pic:nvPicPr>
+                  <pic:blipFill>
+                    <a:blip r:embed="rId8">
+                      <a:extLst>
+                        <a:ext uri="{28A0092B-C50C-407E-A947-70E740481C1C}">
+                          <a14:useLocalDpi xmlns:a14="http://schemas.microsoft.com/office/drawing/2010/main" val="0"/>
+                        </a:ext>
+                      </a:extLst>
+                    </a:blip>
+                    <a:srcRect/>
+                    <a:stretch>
+                      <a:fillRect/>
+                    </a:stretch>
+                  </pic:blipFill>
+                  <pic:spPr bwMode="auto">
+                    <a:xfrm>
+                      <a:off x="0" y="0"/>
+                      <a:ext cx="5943600" cy="3504565"/>
+                    </a:xfrm>
+                    <a:prstGeom prst="rect">
+                      <a:avLst/>
+                    </a:prstGeom>
+                    <a:noFill/>
+                    <a:ln>
+                      <a:noFill/>
+                    </a:ln>
+                  </pic:spPr>
+                </pic:pic>
+              </a:graphicData>
+            </a:graphic>
+          </wp:inline>
+        </w:drawing>
+      </w:r>
+    </w:p>
+    <w:p>
+      <w:pPr>
+        <w:bidi/>
+        <w:jc w:val="both"/>
+        <w:rPr>
+          <w:noProof/>
+          <w:rtl/>
+        </w:rPr>
+      </w:pPr>
+    </w:p>
+    <w:p>
+      <w:pPr>
+        <w:bidi/>
+        <w:jc w:val="both"/>
+        <w:rPr>
+          <w:noProof/>
+          <w:rtl/>
+        </w:rPr>
+      </w:pPr>
+      <w:r>
+        <w:rPr>
+          <w:rFonts w:hint="cs"/>
+          <w:noProof/>
+          <w:rtl/>
+        </w:rPr>
+        <w:t>نمودار سطح دو برای سیستم انتخاب طبقه آسانسور:</w:t>
+      </w:r>
+    </w:p>
+    <w:p>
+      <w:pPr>
+        <w:bidi/>
+        <w:jc w:val="both"/>
+        <w:rPr>
+          <w:noProof/>
+        </w:rPr>
+      </w:pPr>
+      <w:r>
+        <w:rPr>
+          <w:noProof/>
+        </w:rPr>
+        <w:drawing>
+          <wp:inline distT="0" distB="0" distL="0" distR="0" wp14:anchorId="3986C4DD" wp14:editId="52508F17">
+            <wp:extent cx="5943600" cy="2055495"/>
+            <wp:effectExtent l="0" t="0" r="0" b="1905"/>
+            <wp:docPr id="541299031" name="Picture 5"/>
+            <wp:cNvGraphicFramePr>
+              <a:graphicFrameLocks xmlns:a="http://schemas.openxmlformats.org/drawingml/2006/main" noChangeAspect="1"/>
+            </wp:cNvGraphicFramePr>
+            <a:graphic xmlns:a="http://schemas.openxmlformats.org/drawingml/2006/main">
+              <a:graphicData uri="http://schemas.openxmlformats.org/drawingml/2006/picture">
+                <pic:pic xmlns:pic="http://schemas.openxmlformats.org/drawingml/2006/picture">
+                  <pic:nvPicPr>
+                    <pic:cNvPr id="0" name="Picture 12"/>
+                    <pic:cNvPicPr>
+                      <a:picLocks noChangeAspect="1" noChangeArrowheads="1"/>
+                    </pic:cNvPicPr>
+                  </pic:nvPicPr>
+                  <pic:blipFill>
+                    <a:blip r:embed="rId9">
+                      <a:extLst>
+                        <a:ext uri="{28A0092B-C50C-407E-A947-70E740481C1C}">
+                          <a14:useLocalDpi xmlns:a14="http://schemas.microsoft.com/office/drawing/2010/main" val="0"/>
+                        </a:ext>
+                      </a:extLst>
+                    </a:blip>
+                    <a:srcRect/>
+                    <a:stretch>
+                      <a:fillRect/>
+                    </a:stretch>
+                  </pic:blipFill>
+                  <pic:spPr bwMode="auto">
+                    <a:xfrm>
+                      <a:off x="0" y="0"/>
+                      <a:ext cx="5943600" cy="2055495"/>
+                    </a:xfrm>
+                    <a:prstGeom prst="rect">
+                      <a:avLst/>
+                    </a:prstGeom>
+                    <a:noFill/>
+                    <a:ln>
+                      <a:noFill/>
+                    </a:ln>
+                  </pic:spPr>
+                </pic:pic>
+              </a:graphicData>
+            </a:graphic>
+          </wp:inline>
+        </w:drawing>
+      </w:r>
     </w:p>
     <w:sectPr>
       <w:pgSz w:w="12240" w:h="15840"/>
@@ -3614,6 +4069,95 @@
     </w:lvl>
   </w:abstractNum>
   <w:abstractNum w:abstractNumId="2" w15:restartNumberingAfterBreak="0">
+    <w:nsid w:val="2E6F1A64"/>
+    <w:multiLevelType w:val="hybridMultilevel"/>
+    <w:tmpl w:val="CE566352"/>
+    <w:lvl w:ilvl="0" w:tplc="210C3746">
+      <w:start w:val="1"/>
+      <w:numFmt w:val="decimalFullWidth"/>
+      <w:lvlText w:val="%1-"/>
+      <w:lvlJc w:val="left"/>
+      <w:pPr>
+        <w:ind w:left="720" w:hanging="360"/>
+      </w:pPr>
+      <w:rPr>
+        <w:rFonts w:ascii="B Nazanin" w:hAnsi="B Nazanin" w:cs="B Nazanin" w:hint="default"/>
+      </w:rPr>
+    </w:lvl>
+    <w:lvl w:ilvl="1" w:tplc="04090019" w:tentative="1">
+      <w:start w:val="1"/>
+      <w:numFmt w:val="lowerLetter"/>
+      <w:lvlText w:val="%2."/>
+      <w:lvlJc w:val="left"/>
+      <w:pPr>
+        <w:ind w:left="1440" w:hanging="360"/>
+      </w:pPr>
+    </w:lvl>
+    <w:lvl w:ilvl="2" w:tplc="0409001B" w:tentative="1">
+      <w:start w:val="1"/>
+      <w:numFmt w:val="lowerRoman"/>
+      <w:lvlText w:val="%3."/>
+      <w:lvlJc w:val="right"/>
+      <w:pPr>
+        <w:ind w:left="2160" w:hanging="180"/>
+      </w:pPr>
+    </w:lvl>
+    <w:lvl w:ilvl="3" w:tplc="0409000F" w:tentative="1">
+      <w:start w:val="1"/>
+      <w:numFmt w:val="decimal"/>
+      <w:lvlText w:val="%4."/>
+      <w:lvlJc w:val="left"/>
+      <w:pPr>
+        <w:ind w:left="2880" w:hanging="360"/>
+      </w:pPr>
+    </w:lvl>
+    <w:lvl w:ilvl="4" w:tplc="04090019" w:tentative="1">
+      <w:start w:val="1"/>
+      <w:numFmt w:val="lowerLetter"/>
+      <w:lvlText w:val="%5."/>
+      <w:lvlJc w:val="left"/>
+      <w:pPr>
+        <w:ind w:left="3600" w:hanging="360"/>
+      </w:pPr>
+    </w:lvl>
+    <w:lvl w:ilvl="5" w:tplc="0409001B" w:tentative="1">
+      <w:start w:val="1"/>
+      <w:numFmt w:val="lowerRoman"/>
+      <w:lvlText w:val="%6."/>
+      <w:lvlJc w:val="right"/>
+      <w:pPr>
+        <w:ind w:left="4320" w:hanging="180"/>
+      </w:pPr>
+    </w:lvl>
+    <w:lvl w:ilvl="6" w:tplc="0409000F" w:tentative="1">
+      <w:start w:val="1"/>
+      <w:numFmt w:val="decimal"/>
+      <w:lvlText w:val="%7."/>
+      <w:lvlJc w:val="left"/>
+      <w:pPr>
+        <w:ind w:left="5040" w:hanging="360"/>
+      </w:pPr>
+    </w:lvl>
+    <w:lvl w:ilvl="7" w:tplc="04090019" w:tentative="1">
+      <w:start w:val="1"/>
+      <w:numFmt w:val="lowerLetter"/>
+      <w:lvlText w:val="%8."/>
+      <w:lvlJc w:val="left"/>
+      <w:pPr>
+        <w:ind w:left="5760" w:hanging="360"/>
+      </w:pPr>
+    </w:lvl>
+    <w:lvl w:ilvl="8" w:tplc="0409001B" w:tentative="1">
+      <w:start w:val="1"/>
+      <w:numFmt w:val="lowerRoman"/>
+      <w:lvlText w:val="%9."/>
+      <w:lvlJc w:val="right"/>
+      <w:pPr>
+        <w:ind w:left="6480" w:hanging="180"/>
+      </w:pPr>
+    </w:lvl>
+  </w:abstractNum>
+  <w:abstractNum w:abstractNumId="3" w15:restartNumberingAfterBreak="0">
     <w:nsid w:val="2F7B4E9D"/>
     <w:multiLevelType w:val="hybridMultilevel"/>
     <w:tmpl w:val="BE00B0F2"/>
@@ -3702,7 +4246,7 @@
       </w:pPr>
     </w:lvl>
   </w:abstractNum>
-  <w:abstractNum w:abstractNumId="3" w15:restartNumberingAfterBreak="0">
+  <w:abstractNum w:abstractNumId="4" w15:restartNumberingAfterBreak="0">
     <w:nsid w:val="66D430C2"/>
     <w:multiLevelType w:val="hybridMultilevel"/>
     <w:tmpl w:val="A2BED1E4"/>
@@ -3791,7 +4335,7 @@
       </w:pPr>
     </w:lvl>
   </w:abstractNum>
-  <w:abstractNum w:abstractNumId="4" w15:restartNumberingAfterBreak="0">
+  <w:abstractNum w:abstractNumId="5" w15:restartNumberingAfterBreak="0">
     <w:nsid w:val="79882C5E"/>
     <w:multiLevelType w:val="hybridMultilevel"/>
     <w:tmpl w:val="C4BAAEDA"/>
@@ -3881,19 +4425,22 @@
     </w:lvl>
   </w:abstractNum>
   <w:num w:numId="1" w16cid:durableId="1117412368">
-    <w:abstractNumId w:val="4"/>
+    <w:abstractNumId w:val="5"/>
   </w:num>
   <w:num w:numId="2" w16cid:durableId="53742103">
-    <w:abstractNumId w:val="3"/>
+    <w:abstractNumId w:val="4"/>
   </w:num>
   <w:num w:numId="3" w16cid:durableId="1354527021">
     <w:abstractNumId w:val="1"/>
   </w:num>
   <w:num w:numId="4" w16cid:durableId="1913853104">
-    <w:abstractNumId w:val="2"/>
+    <w:abstractNumId w:val="3"/>
   </w:num>
   <w:num w:numId="5" w16cid:durableId="539511510">
     <w:abstractNumId w:val="0"/>
+  </w:num>
+  <w:num w:numId="6" w16cid:durableId="1798572833">
+    <w:abstractNumId w:val="2"/>
   </w:num>
 </w:numbering>
 </file>
@@ -4360,6 +4907,7 @@
   <w:style w:type="character" w:default="1" w:styleId="DefaultParagraphFont">
     <w:name w:val="Default Paragraph Font"/>
     <w:uiPriority w:val="1"/>
+    <w:semiHidden/>
     <w:unhideWhenUsed/>
   </w:style>
   <w:style w:type="table" w:default="1" w:styleId="TableNormal">
@@ -4737,4 +5285,16 @@
     </a:ext>
   </a:extLst>
 </a:theme>
+</file>
+
+<file path=customXml/item1.xml><?xml version="1.0" encoding="utf-8"?>
+<b:Sources xmlns:b="http://schemas.openxmlformats.org/officeDocument/2006/bibliography" xmlns="http://schemas.openxmlformats.org/officeDocument/2006/bibliography" SelectedStyle="\APASixthEditionOfficeOnline.xsl" StyleName="APA" Version="6"/>
+</file>
+
+<file path=customXml/itemProps1.xml><?xml version="1.0" encoding="utf-8"?>
+<ds:datastoreItem xmlns:ds="http://schemas.openxmlformats.org/officeDocument/2006/customXml" ds:itemID="{957D97CB-263C-40DA-B838-653E14B3C15A}">
+  <ds:schemaRefs>
+    <ds:schemaRef ds:uri="http://schemas.openxmlformats.org/officeDocument/2006/bibliography"/>
+  </ds:schemaRefs>
+</ds:datastoreItem>
 </file>